--- a/Javascript interviev question.docx
+++ b/Javascript interviev question.docx
@@ -69,45 +69,26 @@
           <w:szCs w:val="24"/>
         </w:rPr>
         <w:tab/>
-        <w:t>When</w:t>
-      </w:r>
-      <w:bookmarkStart w:id="0" w:name="_GoBack"/>
-      <w:bookmarkEnd w:id="0"/>
-      <w:r>
-        <w:rPr>
-          <w:rFonts w:ascii="Arial" w:hAnsi="Arial" w:cs="Arial"/>
-          <w:b/>
-          <w:color w:val="E36C0A" w:themeColor="accent6" w:themeShade="BF"/>
-          <w:sz w:val="24"/>
-          <w:szCs w:val="24"/>
-        </w:rPr>
-        <w:t xml:space="preserve"> will you return something from a function?</w:t>
-      </w:r>
-    </w:p>
-    <w:p>
-      <w:pPr>
-        <w:pStyle w:val="NoSpacing"/>
-        <w:ind w:left="360" w:hanging="360"/>
-        <w:rPr>
-          <w:rFonts w:ascii="Arial" w:hAnsi="Arial" w:cs="Arial"/>
-          <w:sz w:val="24"/>
-          <w:szCs w:val="24"/>
-        </w:rPr>
-      </w:pPr>
-      <w:r>
-        <w:rPr>
-          <w:rFonts w:ascii="Arial" w:hAnsi="Arial" w:cs="Arial"/>
-          <w:sz w:val="24"/>
-          <w:szCs w:val="24"/>
-        </w:rPr>
-        <w:tab/>
-      </w:r>
-      <w:r>
-        <w:rPr>
-          <w:rFonts w:ascii="Arial" w:hAnsi="Arial" w:cs="Arial"/>
-          <w:sz w:val="24"/>
-          <w:szCs w:val="24"/>
-        </w:rPr>
+        <w:t>When will you return something from a function?</w:t>
+      </w:r>
+    </w:p>
+    <w:p>
+      <w:pPr>
+        <w:pStyle w:val="NoSpacing"/>
+        <w:ind w:left="360" w:hanging="360"/>
+        <w:rPr>
+          <w:rFonts w:ascii="Arial" w:hAnsi="Arial" w:cs="Arial"/>
+          <w:sz w:val="24"/>
+          <w:szCs w:val="24"/>
+        </w:rPr>
+      </w:pPr>
+      <w:r>
+        <w:rPr>
+          <w:rFonts w:ascii="Arial" w:hAnsi="Arial" w:cs="Arial"/>
+          <w:sz w:val="24"/>
+          <w:szCs w:val="24"/>
+        </w:rPr>
+        <w:tab/>
         <w:t xml:space="preserve">We use the </w:t>
       </w:r>
       <w:r>
@@ -384,6 +365,378 @@
           <w:szCs w:val="24"/>
         </w:rPr>
       </w:pPr>
+      <w:bookmarkStart w:id="0" w:name="_GoBack"/>
+      <w:bookmarkEnd w:id="0"/>
+    </w:p>
+    <w:p>
+      <w:pPr>
+        <w:pStyle w:val="NoSpacing"/>
+        <w:ind w:left="360" w:hanging="360"/>
+        <w:rPr>
+          <w:rFonts w:ascii="Arial" w:hAnsi="Arial" w:cs="Arial"/>
+          <w:b/>
+          <w:color w:val="E36C0A" w:themeColor="accent6" w:themeShade="BF"/>
+          <w:sz w:val="24"/>
+          <w:szCs w:val="24"/>
+        </w:rPr>
+      </w:pPr>
+      <w:r>
+        <w:rPr>
+          <w:rFonts w:ascii="Arial" w:hAnsi="Arial" w:cs="Arial"/>
+          <w:b/>
+          <w:color w:val="E36C0A" w:themeColor="accent6" w:themeShade="BF"/>
+          <w:sz w:val="24"/>
+          <w:szCs w:val="24"/>
+        </w:rPr>
+        <w:t xml:space="preserve">9. </w:t>
+      </w:r>
+      <w:r>
+        <w:rPr>
+          <w:rFonts w:ascii="Arial" w:hAnsi="Arial" w:cs="Arial"/>
+          <w:b/>
+          <w:color w:val="E36C0A" w:themeColor="accent6" w:themeShade="BF"/>
+          <w:sz w:val="24"/>
+          <w:szCs w:val="24"/>
+        </w:rPr>
+        <w:tab/>
+      </w:r>
+      <w:r>
+        <w:rPr>
+          <w:rFonts w:ascii="Arial" w:hAnsi="Arial" w:cs="Arial"/>
+          <w:b/>
+          <w:color w:val="E36C0A" w:themeColor="accent6" w:themeShade="BF"/>
+          <w:sz w:val="24"/>
+          <w:szCs w:val="24"/>
+        </w:rPr>
+        <w:t xml:space="preserve">What does the "this" keyword indicate in JavaScript? </w:t>
+      </w:r>
+    </w:p>
+    <w:p>
+      <w:pPr>
+        <w:pStyle w:val="NoSpacing"/>
+        <w:ind w:left="360" w:hanging="360"/>
+        <w:jc w:val="both"/>
+        <w:rPr>
+          <w:rFonts w:ascii="Arial" w:hAnsi="Arial" w:cs="Arial"/>
+          <w:sz w:val="24"/>
+          <w:szCs w:val="24"/>
+        </w:rPr>
+      </w:pPr>
+      <w:r>
+        <w:rPr>
+          <w:rFonts w:ascii="Arial" w:hAnsi="Arial" w:cs="Arial"/>
+          <w:sz w:val="24"/>
+          <w:szCs w:val="24"/>
+        </w:rPr>
+        <w:tab/>
+      </w:r>
+      <w:proofErr w:type="gramStart"/>
+      <w:r>
+        <w:rPr>
+          <w:rFonts w:ascii="Arial" w:hAnsi="Arial" w:cs="Arial"/>
+          <w:b/>
+          <w:sz w:val="24"/>
+          <w:szCs w:val="24"/>
+        </w:rPr>
+        <w:t>this</w:t>
+      </w:r>
+      <w:proofErr w:type="gramEnd"/>
+      <w:r>
+        <w:rPr>
+          <w:rFonts w:ascii="Arial" w:hAnsi="Arial" w:cs="Arial"/>
+          <w:sz w:val="24"/>
+          <w:szCs w:val="24"/>
+        </w:rPr>
+        <w:t xml:space="preserve"> refers to the object that is currently executing the code. Its value depends on how a function is called:</w:t>
+      </w:r>
+    </w:p>
+    <w:p>
+      <w:pPr>
+        <w:pStyle w:val="NoSpacing"/>
+        <w:ind w:left="360" w:hanging="360"/>
+        <w:jc w:val="both"/>
+        <w:rPr>
+          <w:rFonts w:ascii="Arial" w:hAnsi="Arial" w:cs="Arial"/>
+          <w:sz w:val="24"/>
+          <w:szCs w:val="24"/>
+        </w:rPr>
+      </w:pPr>
+      <w:r>
+        <w:rPr>
+          <w:rFonts w:ascii="Arial" w:hAnsi="Arial" w:cs="Arial"/>
+          <w:sz w:val="24"/>
+          <w:szCs w:val="24"/>
+        </w:rPr>
+        <w:tab/>
+      </w:r>
+      <w:r>
+        <w:rPr>
+          <w:rFonts w:ascii="Arial" w:hAnsi="Arial" w:cs="Arial"/>
+          <w:b/>
+          <w:sz w:val="24"/>
+          <w:szCs w:val="24"/>
+        </w:rPr>
+        <w:t>- Global scope:</w:t>
+      </w:r>
+      <w:r>
+        <w:rPr>
+          <w:rFonts w:ascii="Arial" w:hAnsi="Arial" w:cs="Arial"/>
+          <w:sz w:val="24"/>
+          <w:szCs w:val="24"/>
+        </w:rPr>
+        <w:t xml:space="preserve"> the global object (window in browsers; undefined in strict mode functions).</w:t>
+      </w:r>
+    </w:p>
+    <w:p>
+      <w:pPr>
+        <w:pStyle w:val="NoSpacing"/>
+        <w:ind w:left="360" w:hanging="360"/>
+        <w:jc w:val="both"/>
+        <w:rPr>
+          <w:rFonts w:ascii="Arial" w:hAnsi="Arial" w:cs="Arial"/>
+          <w:sz w:val="24"/>
+          <w:szCs w:val="24"/>
+        </w:rPr>
+      </w:pPr>
+      <w:r>
+        <w:rPr>
+          <w:rFonts w:ascii="Arial" w:hAnsi="Arial" w:cs="Arial"/>
+          <w:sz w:val="24"/>
+          <w:szCs w:val="24"/>
+        </w:rPr>
+        <w:tab/>
+      </w:r>
+      <w:r>
+        <w:rPr>
+          <w:rFonts w:ascii="Arial" w:hAnsi="Arial" w:cs="Arial"/>
+          <w:b/>
+          <w:sz w:val="24"/>
+          <w:szCs w:val="24"/>
+        </w:rPr>
+        <w:t>- Object method:</w:t>
+      </w:r>
+      <w:r>
+        <w:rPr>
+          <w:rFonts w:ascii="Arial" w:hAnsi="Arial" w:cs="Arial"/>
+          <w:sz w:val="24"/>
+          <w:szCs w:val="24"/>
+        </w:rPr>
+        <w:t xml:space="preserve"> the object before the dot (</w:t>
+      </w:r>
+      <w:proofErr w:type="spellStart"/>
+      <w:proofErr w:type="gramStart"/>
+      <w:r>
+        <w:rPr>
+          <w:rFonts w:ascii="Arial" w:hAnsi="Arial" w:cs="Arial"/>
+          <w:sz w:val="24"/>
+          <w:szCs w:val="24"/>
+        </w:rPr>
+        <w:t>obj.method</w:t>
+      </w:r>
+      <w:proofErr w:type="spellEnd"/>
+      <w:r>
+        <w:rPr>
+          <w:rFonts w:ascii="Arial" w:hAnsi="Arial" w:cs="Arial"/>
+          <w:sz w:val="24"/>
+          <w:szCs w:val="24"/>
+        </w:rPr>
+        <w:t>(</w:t>
+      </w:r>
+      <w:proofErr w:type="gramEnd"/>
+      <w:r>
+        <w:rPr>
+          <w:rFonts w:ascii="Arial" w:hAnsi="Arial" w:cs="Arial"/>
+          <w:sz w:val="24"/>
+          <w:szCs w:val="24"/>
+        </w:rPr>
+        <w:t xml:space="preserve">) gives </w:t>
+      </w:r>
+      <w:proofErr w:type="spellStart"/>
+      <w:r>
+        <w:rPr>
+          <w:rFonts w:ascii="Arial" w:hAnsi="Arial" w:cs="Arial"/>
+          <w:sz w:val="24"/>
+          <w:szCs w:val="24"/>
+        </w:rPr>
+        <w:t>obj</w:t>
+      </w:r>
+      <w:proofErr w:type="spellEnd"/>
+      <w:r>
+        <w:rPr>
+          <w:rFonts w:ascii="Arial" w:hAnsi="Arial" w:cs="Arial"/>
+          <w:sz w:val="24"/>
+          <w:szCs w:val="24"/>
+        </w:rPr>
+        <w:t>).</w:t>
+      </w:r>
+    </w:p>
+    <w:p>
+      <w:pPr>
+        <w:pStyle w:val="NoSpacing"/>
+        <w:ind w:left="360" w:hanging="360"/>
+        <w:jc w:val="both"/>
+        <w:rPr>
+          <w:rFonts w:ascii="Arial" w:hAnsi="Arial" w:cs="Arial"/>
+          <w:sz w:val="24"/>
+          <w:szCs w:val="24"/>
+        </w:rPr>
+      </w:pPr>
+      <w:r>
+        <w:rPr>
+          <w:rFonts w:ascii="Arial" w:hAnsi="Arial" w:cs="Arial"/>
+          <w:sz w:val="24"/>
+          <w:szCs w:val="24"/>
+        </w:rPr>
+        <w:tab/>
+      </w:r>
+      <w:r>
+        <w:rPr>
+          <w:rFonts w:ascii="Arial" w:hAnsi="Arial" w:cs="Arial"/>
+          <w:b/>
+          <w:sz w:val="24"/>
+          <w:szCs w:val="24"/>
+        </w:rPr>
+        <w:t>- Constructor / class (new):</w:t>
+      </w:r>
+      <w:r>
+        <w:rPr>
+          <w:rFonts w:ascii="Arial" w:hAnsi="Arial" w:cs="Arial"/>
+          <w:sz w:val="24"/>
+          <w:szCs w:val="24"/>
+        </w:rPr>
+        <w:t xml:space="preserve"> the newly created object.</w:t>
+      </w:r>
+    </w:p>
+    <w:p>
+      <w:pPr>
+        <w:pStyle w:val="NoSpacing"/>
+        <w:ind w:left="360" w:hanging="360"/>
+        <w:jc w:val="both"/>
+        <w:rPr>
+          <w:rFonts w:ascii="Arial" w:hAnsi="Arial" w:cs="Arial"/>
+          <w:sz w:val="24"/>
+          <w:szCs w:val="24"/>
+        </w:rPr>
+      </w:pPr>
+      <w:r>
+        <w:rPr>
+          <w:rFonts w:ascii="Arial" w:hAnsi="Arial" w:cs="Arial"/>
+          <w:sz w:val="24"/>
+          <w:szCs w:val="24"/>
+        </w:rPr>
+        <w:tab/>
+      </w:r>
+      <w:r>
+        <w:rPr>
+          <w:rFonts w:ascii="Arial" w:hAnsi="Arial" w:cs="Arial"/>
+          <w:b/>
+          <w:sz w:val="24"/>
+          <w:szCs w:val="24"/>
+        </w:rPr>
+        <w:t>- call / apply / bind:</w:t>
+      </w:r>
+      <w:r>
+        <w:rPr>
+          <w:rFonts w:ascii="Arial" w:hAnsi="Arial" w:cs="Arial"/>
+          <w:sz w:val="24"/>
+          <w:szCs w:val="24"/>
+        </w:rPr>
+        <w:t xml:space="preserve"> whatever object you specify.</w:t>
+      </w:r>
+    </w:p>
+    <w:p>
+      <w:pPr>
+        <w:pStyle w:val="NoSpacing"/>
+        <w:ind w:left="360" w:hanging="360"/>
+        <w:jc w:val="both"/>
+        <w:rPr>
+          <w:rFonts w:ascii="Arial" w:hAnsi="Arial" w:cs="Arial"/>
+          <w:sz w:val="24"/>
+          <w:szCs w:val="24"/>
+        </w:rPr>
+      </w:pPr>
+      <w:r>
+        <w:rPr>
+          <w:rFonts w:ascii="Arial" w:hAnsi="Arial" w:cs="Arial"/>
+          <w:sz w:val="24"/>
+          <w:szCs w:val="24"/>
+        </w:rPr>
+        <w:tab/>
+      </w:r>
+      <w:r>
+        <w:rPr>
+          <w:rFonts w:ascii="Arial" w:hAnsi="Arial" w:cs="Arial"/>
+          <w:b/>
+          <w:sz w:val="24"/>
+          <w:szCs w:val="24"/>
+        </w:rPr>
+        <w:t>- Arrow functions:</w:t>
+      </w:r>
+      <w:r>
+        <w:rPr>
+          <w:rFonts w:ascii="Arial" w:hAnsi="Arial" w:cs="Arial"/>
+          <w:sz w:val="24"/>
+          <w:szCs w:val="24"/>
+        </w:rPr>
+        <w:t xml:space="preserve"> have no own this; they inherit it from the surrounding scope.</w:t>
+      </w:r>
+    </w:p>
+    <w:p>
+      <w:pPr>
+        <w:pStyle w:val="NoSpacing"/>
+        <w:ind w:left="360" w:hanging="360"/>
+        <w:jc w:val="both"/>
+        <w:rPr>
+          <w:rFonts w:ascii="Arial" w:hAnsi="Arial" w:cs="Arial"/>
+          <w:sz w:val="24"/>
+          <w:szCs w:val="24"/>
+        </w:rPr>
+      </w:pPr>
+      <w:r>
+        <w:rPr>
+          <w:rFonts w:ascii="Arial" w:hAnsi="Arial" w:cs="Arial"/>
+          <w:sz w:val="24"/>
+          <w:szCs w:val="24"/>
+        </w:rPr>
+        <w:tab/>
+      </w:r>
+      <w:r>
+        <w:rPr>
+          <w:rFonts w:ascii="Arial" w:hAnsi="Arial" w:cs="Arial"/>
+          <w:b/>
+          <w:sz w:val="24"/>
+          <w:szCs w:val="24"/>
+        </w:rPr>
+        <w:t>- Event handler:</w:t>
+      </w:r>
+      <w:r>
+        <w:rPr>
+          <w:rFonts w:ascii="Arial" w:hAnsi="Arial" w:cs="Arial"/>
+          <w:sz w:val="24"/>
+          <w:szCs w:val="24"/>
+        </w:rPr>
+        <w:t xml:space="preserve"> the element that received the event (regular functions). </w:t>
+      </w:r>
+    </w:p>
+    <w:p>
+      <w:pPr>
+        <w:pStyle w:val="NoSpacing"/>
+        <w:ind w:left="360" w:hanging="360"/>
+        <w:jc w:val="both"/>
+        <w:rPr>
+          <w:rFonts w:ascii="Arial" w:hAnsi="Arial" w:cs="Arial"/>
+          <w:sz w:val="24"/>
+          <w:szCs w:val="24"/>
+        </w:rPr>
+      </w:pPr>
+      <w:r>
+        <w:rPr>
+          <w:rFonts w:ascii="Arial" w:hAnsi="Arial" w:cs="Arial"/>
+          <w:sz w:val="24"/>
+          <w:szCs w:val="24"/>
+        </w:rPr>
+        <w:tab/>
+      </w:r>
     </w:p>
     <w:p>
       <w:pPr>

--- a/Javascript interviev question.docx
+++ b/Javascript interviev question.docx
@@ -358,397 +358,643 @@
     </w:p>
     <w:p>
       <w:pPr>
-        <w:spacing w:before="100" w:beforeAutospacing="1" w:after="100" w:afterAutospacing="1" w:line="240" w:lineRule="auto"/>
-        <w:rPr>
-          <w:rFonts w:ascii="Times New Roman" w:eastAsia="Times New Roman" w:hAnsi="Times New Roman" w:cs="Times New Roman"/>
-          <w:sz w:val="24"/>
-          <w:szCs w:val="24"/>
-        </w:rPr>
-      </w:pPr>
+        <w:pStyle w:val="NoSpacing"/>
+        <w:ind w:left="360" w:hanging="360"/>
+        <w:rPr>
+          <w:rFonts w:ascii="Arial" w:hAnsi="Arial" w:cs="Arial"/>
+          <w:b/>
+          <w:color w:val="E36C0A" w:themeColor="accent6" w:themeShade="BF"/>
+          <w:sz w:val="24"/>
+          <w:szCs w:val="24"/>
+        </w:rPr>
+      </w:pPr>
+    </w:p>
+    <w:p>
+      <w:pPr>
+        <w:pStyle w:val="NoSpacing"/>
+        <w:ind w:left="360" w:hanging="360"/>
+        <w:rPr>
+          <w:rFonts w:ascii="Arial" w:hAnsi="Arial" w:cs="Arial"/>
+          <w:b/>
+          <w:color w:val="E36C0A" w:themeColor="accent6" w:themeShade="BF"/>
+          <w:sz w:val="24"/>
+          <w:szCs w:val="24"/>
+        </w:rPr>
+      </w:pPr>
+      <w:r>
+        <w:rPr>
+          <w:rFonts w:ascii="Arial" w:hAnsi="Arial" w:cs="Arial"/>
+          <w:b/>
+          <w:color w:val="E36C0A" w:themeColor="accent6" w:themeShade="BF"/>
+          <w:sz w:val="24"/>
+          <w:szCs w:val="24"/>
+        </w:rPr>
+        <w:t xml:space="preserve">9. </w:t>
+      </w:r>
+      <w:r>
+        <w:rPr>
+          <w:rFonts w:ascii="Arial" w:hAnsi="Arial" w:cs="Arial"/>
+          <w:b/>
+          <w:color w:val="E36C0A" w:themeColor="accent6" w:themeShade="BF"/>
+          <w:sz w:val="24"/>
+          <w:szCs w:val="24"/>
+        </w:rPr>
+        <w:tab/>
+      </w:r>
+      <w:r>
+        <w:rPr>
+          <w:rFonts w:ascii="Arial" w:hAnsi="Arial" w:cs="Arial"/>
+          <w:b/>
+          <w:color w:val="E36C0A" w:themeColor="accent6" w:themeShade="BF"/>
+          <w:sz w:val="24"/>
+          <w:szCs w:val="24"/>
+        </w:rPr>
+        <w:t xml:space="preserve">What does the "this" keyword indicate in JavaScript? </w:t>
+      </w:r>
+    </w:p>
+    <w:p>
+      <w:pPr>
+        <w:pStyle w:val="NoSpacing"/>
+        <w:ind w:left="360" w:hanging="360"/>
+        <w:jc w:val="both"/>
+        <w:rPr>
+          <w:rFonts w:ascii="Arial" w:hAnsi="Arial" w:cs="Arial"/>
+          <w:sz w:val="24"/>
+          <w:szCs w:val="24"/>
+        </w:rPr>
+      </w:pPr>
+      <w:r>
+        <w:rPr>
+          <w:rFonts w:ascii="Arial" w:hAnsi="Arial" w:cs="Arial"/>
+          <w:sz w:val="24"/>
+          <w:szCs w:val="24"/>
+        </w:rPr>
+        <w:tab/>
+      </w:r>
+      <w:proofErr w:type="gramStart"/>
+      <w:r>
+        <w:rPr>
+          <w:rFonts w:ascii="Arial" w:hAnsi="Arial" w:cs="Arial"/>
+          <w:b/>
+          <w:sz w:val="24"/>
+          <w:szCs w:val="24"/>
+        </w:rPr>
+        <w:t>this</w:t>
+      </w:r>
+      <w:proofErr w:type="gramEnd"/>
+      <w:r>
+        <w:rPr>
+          <w:rFonts w:ascii="Arial" w:hAnsi="Arial" w:cs="Arial"/>
+          <w:sz w:val="24"/>
+          <w:szCs w:val="24"/>
+        </w:rPr>
+        <w:t xml:space="preserve"> refers to the object that is currently executing the code. Its value depends on how a function is called:</w:t>
+      </w:r>
+    </w:p>
+    <w:p>
+      <w:pPr>
+        <w:pStyle w:val="NoSpacing"/>
+        <w:tabs>
+          <w:tab w:val="left" w:pos="360"/>
+        </w:tabs>
+        <w:ind w:left="540" w:hanging="540"/>
+        <w:jc w:val="both"/>
+        <w:rPr>
+          <w:rFonts w:ascii="Arial" w:hAnsi="Arial" w:cs="Arial"/>
+          <w:sz w:val="24"/>
+          <w:szCs w:val="24"/>
+        </w:rPr>
+      </w:pPr>
+      <w:r>
+        <w:rPr>
+          <w:rFonts w:ascii="Arial" w:hAnsi="Arial" w:cs="Arial"/>
+          <w:sz w:val="24"/>
+          <w:szCs w:val="24"/>
+        </w:rPr>
+        <w:tab/>
+      </w:r>
+      <w:r>
+        <w:rPr>
+          <w:rFonts w:ascii="Arial" w:hAnsi="Arial" w:cs="Arial"/>
+          <w:sz w:val="24"/>
+          <w:szCs w:val="24"/>
+        </w:rPr>
+        <w:t>-</w:t>
+      </w:r>
+      <w:r>
+        <w:rPr>
+          <w:rFonts w:ascii="Arial" w:hAnsi="Arial" w:cs="Arial"/>
+          <w:sz w:val="24"/>
+          <w:szCs w:val="24"/>
+        </w:rPr>
+        <w:tab/>
+        <w:t xml:space="preserve">In Global scope this refers to </w:t>
+      </w:r>
+      <w:r>
+        <w:rPr>
+          <w:rFonts w:ascii="Arial" w:hAnsi="Arial" w:cs="Arial"/>
+          <w:sz w:val="24"/>
+          <w:szCs w:val="24"/>
+        </w:rPr>
+        <w:t>the global object (window in browsers; undefined in strict mode functions).</w:t>
+      </w:r>
+    </w:p>
+    <w:p>
+      <w:pPr>
+        <w:pStyle w:val="NoSpacing"/>
+        <w:tabs>
+          <w:tab w:val="left" w:pos="360"/>
+        </w:tabs>
+        <w:ind w:left="540" w:hanging="540"/>
+        <w:jc w:val="both"/>
+        <w:rPr>
+          <w:rFonts w:ascii="Arial" w:hAnsi="Arial" w:cs="Arial"/>
+          <w:sz w:val="24"/>
+          <w:szCs w:val="24"/>
+        </w:rPr>
+      </w:pPr>
+      <w:r>
+        <w:rPr>
+          <w:rFonts w:ascii="Arial" w:hAnsi="Arial" w:cs="Arial"/>
+          <w:sz w:val="24"/>
+          <w:szCs w:val="24"/>
+        </w:rPr>
+        <w:tab/>
+      </w:r>
+      <w:r>
+        <w:rPr>
+          <w:rFonts w:ascii="Arial" w:hAnsi="Arial" w:cs="Arial"/>
+          <w:sz w:val="24"/>
+          <w:szCs w:val="24"/>
+        </w:rPr>
+        <w:t xml:space="preserve">- </w:t>
+      </w:r>
+      <w:r>
+        <w:rPr>
+          <w:rFonts w:ascii="Arial" w:hAnsi="Arial" w:cs="Arial"/>
+          <w:sz w:val="24"/>
+          <w:szCs w:val="24"/>
+        </w:rPr>
+        <w:tab/>
+        <w:t xml:space="preserve">In Object method </w:t>
+      </w:r>
+      <w:r>
+        <w:rPr>
+          <w:rFonts w:ascii="Arial" w:hAnsi="Arial" w:cs="Arial"/>
+          <w:sz w:val="24"/>
+          <w:szCs w:val="24"/>
+        </w:rPr>
+        <w:t>this refers to</w:t>
+      </w:r>
+      <w:r>
+        <w:rPr>
+          <w:rFonts w:ascii="Arial" w:hAnsi="Arial" w:cs="Arial"/>
+          <w:sz w:val="24"/>
+          <w:szCs w:val="24"/>
+        </w:rPr>
+        <w:t xml:space="preserve"> the object before the dot (</w:t>
+      </w:r>
+      <w:proofErr w:type="spellStart"/>
+      <w:proofErr w:type="gramStart"/>
+      <w:r>
+        <w:rPr>
+          <w:rFonts w:ascii="Arial" w:hAnsi="Arial" w:cs="Arial"/>
+          <w:sz w:val="24"/>
+          <w:szCs w:val="24"/>
+        </w:rPr>
+        <w:t>obj.method</w:t>
+      </w:r>
+      <w:proofErr w:type="spellEnd"/>
+      <w:r>
+        <w:rPr>
+          <w:rFonts w:ascii="Arial" w:hAnsi="Arial" w:cs="Arial"/>
+          <w:sz w:val="24"/>
+          <w:szCs w:val="24"/>
+        </w:rPr>
+        <w:t>(</w:t>
+      </w:r>
+      <w:proofErr w:type="gramEnd"/>
+      <w:r>
+        <w:rPr>
+          <w:rFonts w:ascii="Arial" w:hAnsi="Arial" w:cs="Arial"/>
+          <w:sz w:val="24"/>
+          <w:szCs w:val="24"/>
+        </w:rPr>
+        <w:t xml:space="preserve">) gives </w:t>
+      </w:r>
+      <w:proofErr w:type="spellStart"/>
+      <w:r>
+        <w:rPr>
+          <w:rFonts w:ascii="Arial" w:hAnsi="Arial" w:cs="Arial"/>
+          <w:sz w:val="24"/>
+          <w:szCs w:val="24"/>
+        </w:rPr>
+        <w:t>obj</w:t>
+      </w:r>
+      <w:proofErr w:type="spellEnd"/>
+      <w:r>
+        <w:rPr>
+          <w:rFonts w:ascii="Arial" w:hAnsi="Arial" w:cs="Arial"/>
+          <w:sz w:val="24"/>
+          <w:szCs w:val="24"/>
+        </w:rPr>
+        <w:t>).</w:t>
+      </w:r>
+    </w:p>
+    <w:p>
+      <w:pPr>
+        <w:pStyle w:val="NoSpacing"/>
+        <w:tabs>
+          <w:tab w:val="left" w:pos="360"/>
+        </w:tabs>
+        <w:ind w:left="540" w:hanging="540"/>
+        <w:jc w:val="both"/>
+        <w:rPr>
+          <w:rFonts w:ascii="Arial" w:hAnsi="Arial" w:cs="Arial"/>
+          <w:sz w:val="24"/>
+          <w:szCs w:val="24"/>
+        </w:rPr>
+      </w:pPr>
+      <w:r>
+        <w:rPr>
+          <w:rFonts w:ascii="Arial" w:hAnsi="Arial" w:cs="Arial"/>
+          <w:sz w:val="24"/>
+          <w:szCs w:val="24"/>
+        </w:rPr>
+        <w:tab/>
+      </w:r>
+      <w:r>
+        <w:rPr>
+          <w:rFonts w:ascii="Arial" w:hAnsi="Arial" w:cs="Arial"/>
+          <w:sz w:val="24"/>
+          <w:szCs w:val="24"/>
+        </w:rPr>
+        <w:t xml:space="preserve">- </w:t>
+      </w:r>
+      <w:r>
+        <w:rPr>
+          <w:rFonts w:ascii="Arial" w:hAnsi="Arial" w:cs="Arial"/>
+          <w:sz w:val="24"/>
+          <w:szCs w:val="24"/>
+        </w:rPr>
+        <w:tab/>
+        <w:t>In Constructor / class (new)</w:t>
+      </w:r>
+      <w:r>
+        <w:rPr>
+          <w:rFonts w:ascii="Arial" w:hAnsi="Arial" w:cs="Arial"/>
+          <w:sz w:val="24"/>
+          <w:szCs w:val="24"/>
+        </w:rPr>
+        <w:t xml:space="preserve"> </w:t>
+      </w:r>
+      <w:r>
+        <w:rPr>
+          <w:rFonts w:ascii="Arial" w:hAnsi="Arial" w:cs="Arial"/>
+          <w:sz w:val="24"/>
+          <w:szCs w:val="24"/>
+        </w:rPr>
+        <w:t>this refers to</w:t>
+      </w:r>
+      <w:r>
+        <w:rPr>
+          <w:rFonts w:ascii="Arial" w:hAnsi="Arial" w:cs="Arial"/>
+          <w:sz w:val="24"/>
+          <w:szCs w:val="24"/>
+        </w:rPr>
+        <w:t xml:space="preserve"> </w:t>
+      </w:r>
+      <w:r>
+        <w:rPr>
+          <w:rFonts w:ascii="Arial" w:hAnsi="Arial" w:cs="Arial"/>
+          <w:sz w:val="24"/>
+          <w:szCs w:val="24"/>
+        </w:rPr>
+        <w:t>the newly created object.</w:t>
+      </w:r>
+    </w:p>
+    <w:p>
+      <w:pPr>
+        <w:pStyle w:val="NoSpacing"/>
+        <w:tabs>
+          <w:tab w:val="left" w:pos="360"/>
+        </w:tabs>
+        <w:ind w:left="540" w:hanging="540"/>
+        <w:jc w:val="both"/>
+        <w:rPr>
+          <w:rFonts w:ascii="Arial" w:hAnsi="Arial" w:cs="Arial"/>
+          <w:sz w:val="24"/>
+          <w:szCs w:val="24"/>
+        </w:rPr>
+      </w:pPr>
+      <w:r>
+        <w:rPr>
+          <w:rFonts w:ascii="Arial" w:hAnsi="Arial" w:cs="Arial"/>
+          <w:sz w:val="24"/>
+          <w:szCs w:val="24"/>
+        </w:rPr>
+        <w:tab/>
+      </w:r>
+      <w:r>
+        <w:rPr>
+          <w:rFonts w:ascii="Arial" w:hAnsi="Arial" w:cs="Arial"/>
+          <w:sz w:val="24"/>
+          <w:szCs w:val="24"/>
+        </w:rPr>
+        <w:t xml:space="preserve">- </w:t>
+      </w:r>
+      <w:r>
+        <w:rPr>
+          <w:rFonts w:ascii="Arial" w:hAnsi="Arial" w:cs="Arial"/>
+          <w:sz w:val="24"/>
+          <w:szCs w:val="24"/>
+        </w:rPr>
+        <w:tab/>
+        <w:t>call / apply / bind</w:t>
+      </w:r>
+      <w:r>
+        <w:rPr>
+          <w:rFonts w:ascii="Arial" w:hAnsi="Arial" w:cs="Arial"/>
+          <w:sz w:val="24"/>
+          <w:szCs w:val="24"/>
+        </w:rPr>
+        <w:t xml:space="preserve"> whatever object you specify.</w:t>
+      </w:r>
+    </w:p>
+    <w:p>
+      <w:pPr>
+        <w:pStyle w:val="NoSpacing"/>
+        <w:tabs>
+          <w:tab w:val="left" w:pos="360"/>
+        </w:tabs>
+        <w:ind w:left="540" w:hanging="540"/>
+        <w:jc w:val="both"/>
+        <w:rPr>
+          <w:rFonts w:ascii="Arial" w:hAnsi="Arial" w:cs="Arial"/>
+          <w:sz w:val="24"/>
+          <w:szCs w:val="24"/>
+        </w:rPr>
+      </w:pPr>
+      <w:r>
+        <w:rPr>
+          <w:rFonts w:ascii="Arial" w:hAnsi="Arial" w:cs="Arial"/>
+          <w:sz w:val="24"/>
+          <w:szCs w:val="24"/>
+        </w:rPr>
+        <w:tab/>
+      </w:r>
+      <w:r>
+        <w:rPr>
+          <w:rFonts w:ascii="Arial" w:hAnsi="Arial" w:cs="Arial"/>
+          <w:sz w:val="24"/>
+          <w:szCs w:val="24"/>
+        </w:rPr>
+        <w:t xml:space="preserve">- </w:t>
+      </w:r>
+      <w:r>
+        <w:rPr>
+          <w:rFonts w:ascii="Arial" w:hAnsi="Arial" w:cs="Arial"/>
+          <w:sz w:val="24"/>
+          <w:szCs w:val="24"/>
+        </w:rPr>
+        <w:tab/>
+        <w:t>In Arrow functions there</w:t>
+      </w:r>
+      <w:r>
+        <w:rPr>
+          <w:rFonts w:ascii="Arial" w:hAnsi="Arial" w:cs="Arial"/>
+          <w:sz w:val="24"/>
+          <w:szCs w:val="24"/>
+        </w:rPr>
+        <w:t xml:space="preserve"> have no own this; they inherit it from the surrounding scope.</w:t>
+      </w:r>
+    </w:p>
+    <w:p>
+      <w:pPr>
+        <w:pStyle w:val="NoSpacing"/>
+        <w:tabs>
+          <w:tab w:val="left" w:pos="360"/>
+        </w:tabs>
+        <w:ind w:left="540" w:hanging="540"/>
+        <w:jc w:val="both"/>
+        <w:rPr>
+          <w:rFonts w:ascii="Arial" w:hAnsi="Arial" w:cs="Arial"/>
+          <w:sz w:val="24"/>
+          <w:szCs w:val="24"/>
+        </w:rPr>
+      </w:pPr>
+      <w:r>
+        <w:rPr>
+          <w:rFonts w:ascii="Arial" w:hAnsi="Arial" w:cs="Arial"/>
+          <w:sz w:val="24"/>
+          <w:szCs w:val="24"/>
+        </w:rPr>
+        <w:tab/>
+      </w:r>
+      <w:r>
+        <w:rPr>
+          <w:rFonts w:ascii="Arial" w:hAnsi="Arial" w:cs="Arial"/>
+          <w:sz w:val="24"/>
+          <w:szCs w:val="24"/>
+        </w:rPr>
+        <w:t xml:space="preserve">- </w:t>
+      </w:r>
+      <w:r>
+        <w:rPr>
+          <w:rFonts w:ascii="Arial" w:hAnsi="Arial" w:cs="Arial"/>
+          <w:sz w:val="24"/>
+          <w:szCs w:val="24"/>
+        </w:rPr>
+        <w:tab/>
+        <w:t xml:space="preserve">In Event handler </w:t>
+      </w:r>
+      <w:r>
+        <w:rPr>
+          <w:rFonts w:ascii="Arial" w:hAnsi="Arial" w:cs="Arial"/>
+          <w:sz w:val="24"/>
+          <w:szCs w:val="24"/>
+        </w:rPr>
+        <w:t>this refers to</w:t>
+      </w:r>
+      <w:r>
+        <w:rPr>
+          <w:rFonts w:ascii="Arial" w:hAnsi="Arial" w:cs="Arial"/>
+          <w:sz w:val="24"/>
+          <w:szCs w:val="24"/>
+        </w:rPr>
+        <w:t xml:space="preserve"> the element that received the event (regular functions). </w:t>
+      </w:r>
+    </w:p>
+    <w:p>
+      <w:pPr>
+        <w:pStyle w:val="NoSpacing"/>
+        <w:ind w:left="360" w:hanging="360"/>
+        <w:rPr>
+          <w:rFonts w:ascii="Arial" w:hAnsi="Arial" w:cs="Arial"/>
+          <w:b/>
+          <w:color w:val="E36C0A" w:themeColor="accent6" w:themeShade="BF"/>
+          <w:sz w:val="24"/>
+          <w:szCs w:val="24"/>
+        </w:rPr>
+      </w:pPr>
+    </w:p>
+    <w:p>
+      <w:pPr>
+        <w:pStyle w:val="NoSpacing"/>
+        <w:ind w:left="360" w:hanging="360"/>
+        <w:rPr>
+          <w:rFonts w:ascii="Arial" w:hAnsi="Arial" w:cs="Arial"/>
+          <w:b/>
+          <w:color w:val="E36C0A" w:themeColor="accent6" w:themeShade="BF"/>
+          <w:sz w:val="24"/>
+          <w:szCs w:val="24"/>
+        </w:rPr>
+      </w:pPr>
+      <w:r>
+        <w:rPr>
+          <w:rFonts w:ascii="Arial" w:hAnsi="Arial" w:cs="Arial"/>
+          <w:b/>
+          <w:color w:val="E36C0A" w:themeColor="accent6" w:themeShade="BF"/>
+          <w:sz w:val="24"/>
+          <w:szCs w:val="24"/>
+        </w:rPr>
+        <w:t xml:space="preserve">10. What is Event bubbling in JS? </w:t>
+      </w:r>
+    </w:p>
+    <w:p>
+      <w:pPr>
+        <w:pStyle w:val="NoSpacing"/>
+        <w:ind w:left="360" w:hanging="360"/>
+        <w:jc w:val="both"/>
+        <w:rPr>
+          <w:rFonts w:ascii="Arial" w:hAnsi="Arial" w:cs="Arial"/>
+          <w:sz w:val="24"/>
+          <w:szCs w:val="24"/>
+        </w:rPr>
+      </w:pPr>
+      <w:r>
+        <w:tab/>
+      </w:r>
+      <w:r>
+        <w:rPr>
+          <w:rFonts w:ascii="Arial" w:hAnsi="Arial" w:cs="Arial"/>
+          <w:sz w:val="24"/>
+          <w:szCs w:val="24"/>
+        </w:rPr>
+        <w:t xml:space="preserve">When an event occurs on an element, it first runs the handlers on that element, </w:t>
+      </w:r>
+      <w:proofErr w:type="gramStart"/>
+      <w:r>
+        <w:rPr>
+          <w:rFonts w:ascii="Arial" w:hAnsi="Arial" w:cs="Arial"/>
+          <w:sz w:val="24"/>
+          <w:szCs w:val="24"/>
+        </w:rPr>
+        <w:t>then</w:t>
+      </w:r>
+      <w:proofErr w:type="gramEnd"/>
+      <w:r>
+        <w:rPr>
+          <w:rFonts w:ascii="Arial" w:hAnsi="Arial" w:cs="Arial"/>
+          <w:sz w:val="24"/>
+          <w:szCs w:val="24"/>
+        </w:rPr>
+        <w:t xml:space="preserve"> bubbles up to its parent, then the grandparent, all the way to the document. Events travel in three phases: </w:t>
+      </w:r>
+    </w:p>
+    <w:p>
+      <w:pPr>
+        <w:pStyle w:val="NoSpacing"/>
+        <w:ind w:left="360" w:hanging="360"/>
+        <w:jc w:val="both"/>
+        <w:rPr>
+          <w:rFonts w:ascii="Arial" w:hAnsi="Arial" w:cs="Arial"/>
+          <w:sz w:val="24"/>
+          <w:szCs w:val="24"/>
+        </w:rPr>
+      </w:pPr>
+      <w:r>
+        <w:rPr>
+          <w:rFonts w:ascii="Arial" w:hAnsi="Arial" w:cs="Arial"/>
+          <w:sz w:val="24"/>
+          <w:szCs w:val="24"/>
+        </w:rPr>
+        <w:tab/>
+        <w:t xml:space="preserve">- </w:t>
+      </w:r>
+      <w:r>
+        <w:rPr>
+          <w:rFonts w:ascii="Arial" w:hAnsi="Arial" w:cs="Arial"/>
+          <w:sz w:val="24"/>
+          <w:szCs w:val="24"/>
+        </w:rPr>
+        <w:t xml:space="preserve">capturing (top to target), </w:t>
+      </w:r>
+    </w:p>
+    <w:p>
+      <w:pPr>
+        <w:pStyle w:val="NoSpacing"/>
+        <w:ind w:left="360" w:hanging="360"/>
+        <w:jc w:val="both"/>
+        <w:rPr>
+          <w:rFonts w:ascii="Arial" w:hAnsi="Arial" w:cs="Arial"/>
+          <w:sz w:val="24"/>
+          <w:szCs w:val="24"/>
+        </w:rPr>
+      </w:pPr>
+      <w:r>
+        <w:rPr>
+          <w:rFonts w:ascii="Arial" w:hAnsi="Arial" w:cs="Arial"/>
+          <w:sz w:val="24"/>
+          <w:szCs w:val="24"/>
+        </w:rPr>
+        <w:tab/>
+        <w:t xml:space="preserve">- </w:t>
+      </w:r>
+      <w:proofErr w:type="gramStart"/>
+      <w:r>
+        <w:rPr>
+          <w:rFonts w:ascii="Arial" w:hAnsi="Arial" w:cs="Arial"/>
+          <w:sz w:val="24"/>
+          <w:szCs w:val="24"/>
+        </w:rPr>
+        <w:t>target</w:t>
+      </w:r>
+      <w:proofErr w:type="gramEnd"/>
+      <w:r>
+        <w:rPr>
+          <w:rFonts w:ascii="Arial" w:hAnsi="Arial" w:cs="Arial"/>
+          <w:sz w:val="24"/>
+          <w:szCs w:val="24"/>
+        </w:rPr>
+        <w:t xml:space="preserve">, and </w:t>
+      </w:r>
+    </w:p>
+    <w:p>
+      <w:pPr>
+        <w:pStyle w:val="NoSpacing"/>
+        <w:ind w:left="360" w:hanging="360"/>
+        <w:jc w:val="both"/>
+      </w:pPr>
+      <w:r>
+        <w:rPr>
+          <w:rFonts w:ascii="Arial" w:hAnsi="Arial" w:cs="Arial"/>
+          <w:sz w:val="24"/>
+          <w:szCs w:val="24"/>
+        </w:rPr>
+        <w:tab/>
+        <w:t xml:space="preserve">- </w:t>
+      </w:r>
+      <w:r>
+        <w:rPr>
+          <w:rFonts w:ascii="Arial" w:hAnsi="Arial" w:cs="Arial"/>
+          <w:sz w:val="24"/>
+          <w:szCs w:val="24"/>
+        </w:rPr>
+        <w:t>bubbling (target to top).</w:t>
+      </w:r>
       <w:bookmarkStart w:id="0" w:name="_GoBack"/>
       <w:bookmarkEnd w:id="0"/>
-    </w:p>
-    <w:p>
-      <w:pPr>
-        <w:pStyle w:val="NoSpacing"/>
-        <w:ind w:left="360" w:hanging="360"/>
-        <w:rPr>
-          <w:rFonts w:ascii="Arial" w:hAnsi="Arial" w:cs="Arial"/>
-          <w:b/>
-          <w:color w:val="E36C0A" w:themeColor="accent6" w:themeShade="BF"/>
-          <w:sz w:val="24"/>
-          <w:szCs w:val="24"/>
-        </w:rPr>
-      </w:pPr>
-      <w:r>
-        <w:rPr>
-          <w:rFonts w:ascii="Arial" w:hAnsi="Arial" w:cs="Arial"/>
-          <w:b/>
-          <w:color w:val="E36C0A" w:themeColor="accent6" w:themeShade="BF"/>
-          <w:sz w:val="24"/>
-          <w:szCs w:val="24"/>
-        </w:rPr>
-        <w:t xml:space="preserve">9. </w:t>
-      </w:r>
-      <w:r>
-        <w:rPr>
-          <w:rFonts w:ascii="Arial" w:hAnsi="Arial" w:cs="Arial"/>
-          <w:b/>
-          <w:color w:val="E36C0A" w:themeColor="accent6" w:themeShade="BF"/>
-          <w:sz w:val="24"/>
-          <w:szCs w:val="24"/>
-        </w:rPr>
-        <w:tab/>
-      </w:r>
-      <w:r>
-        <w:rPr>
-          <w:rFonts w:ascii="Arial" w:hAnsi="Arial" w:cs="Arial"/>
-          <w:b/>
-          <w:color w:val="E36C0A" w:themeColor="accent6" w:themeShade="BF"/>
-          <w:sz w:val="24"/>
-          <w:szCs w:val="24"/>
-        </w:rPr>
-        <w:t xml:space="preserve">What does the "this" keyword indicate in JavaScript? </w:t>
-      </w:r>
-    </w:p>
-    <w:p>
-      <w:pPr>
-        <w:pStyle w:val="NoSpacing"/>
-        <w:ind w:left="360" w:hanging="360"/>
-        <w:jc w:val="both"/>
-        <w:rPr>
-          <w:rFonts w:ascii="Arial" w:hAnsi="Arial" w:cs="Arial"/>
-          <w:sz w:val="24"/>
-          <w:szCs w:val="24"/>
-        </w:rPr>
-      </w:pPr>
-      <w:r>
-        <w:rPr>
-          <w:rFonts w:ascii="Arial" w:hAnsi="Arial" w:cs="Arial"/>
-          <w:sz w:val="24"/>
-          <w:szCs w:val="24"/>
-        </w:rPr>
-        <w:tab/>
-      </w:r>
-      <w:proofErr w:type="gramStart"/>
-      <w:r>
-        <w:rPr>
-          <w:rFonts w:ascii="Arial" w:hAnsi="Arial" w:cs="Arial"/>
-          <w:b/>
-          <w:sz w:val="24"/>
-          <w:szCs w:val="24"/>
-        </w:rPr>
-        <w:t>this</w:t>
-      </w:r>
-      <w:proofErr w:type="gramEnd"/>
-      <w:r>
-        <w:rPr>
-          <w:rFonts w:ascii="Arial" w:hAnsi="Arial" w:cs="Arial"/>
-          <w:sz w:val="24"/>
-          <w:szCs w:val="24"/>
-        </w:rPr>
-        <w:t xml:space="preserve"> refers to the object that is currently executing the code. Its value depends on how a function is called:</w:t>
-      </w:r>
-    </w:p>
-    <w:p>
-      <w:pPr>
-        <w:pStyle w:val="NoSpacing"/>
-        <w:ind w:left="360" w:hanging="360"/>
-        <w:jc w:val="both"/>
-        <w:rPr>
-          <w:rFonts w:ascii="Arial" w:hAnsi="Arial" w:cs="Arial"/>
-          <w:sz w:val="24"/>
-          <w:szCs w:val="24"/>
-        </w:rPr>
-      </w:pPr>
-      <w:r>
-        <w:rPr>
-          <w:rFonts w:ascii="Arial" w:hAnsi="Arial" w:cs="Arial"/>
-          <w:sz w:val="24"/>
-          <w:szCs w:val="24"/>
-        </w:rPr>
-        <w:tab/>
-      </w:r>
-      <w:r>
-        <w:rPr>
-          <w:rFonts w:ascii="Arial" w:hAnsi="Arial" w:cs="Arial"/>
-          <w:b/>
-          <w:sz w:val="24"/>
-          <w:szCs w:val="24"/>
-        </w:rPr>
-        <w:t>- Global scope:</w:t>
-      </w:r>
-      <w:r>
-        <w:rPr>
-          <w:rFonts w:ascii="Arial" w:hAnsi="Arial" w:cs="Arial"/>
-          <w:sz w:val="24"/>
-          <w:szCs w:val="24"/>
-        </w:rPr>
-        <w:t xml:space="preserve"> the global object (window in browsers; undefined in strict mode functions).</w:t>
-      </w:r>
-    </w:p>
-    <w:p>
-      <w:pPr>
-        <w:pStyle w:val="NoSpacing"/>
-        <w:ind w:left="360" w:hanging="360"/>
-        <w:jc w:val="both"/>
-        <w:rPr>
-          <w:rFonts w:ascii="Arial" w:hAnsi="Arial" w:cs="Arial"/>
-          <w:sz w:val="24"/>
-          <w:szCs w:val="24"/>
-        </w:rPr>
-      </w:pPr>
-      <w:r>
-        <w:rPr>
-          <w:rFonts w:ascii="Arial" w:hAnsi="Arial" w:cs="Arial"/>
-          <w:sz w:val="24"/>
-          <w:szCs w:val="24"/>
-        </w:rPr>
-        <w:tab/>
-      </w:r>
-      <w:r>
-        <w:rPr>
-          <w:rFonts w:ascii="Arial" w:hAnsi="Arial" w:cs="Arial"/>
-          <w:b/>
-          <w:sz w:val="24"/>
-          <w:szCs w:val="24"/>
-        </w:rPr>
-        <w:t>- Object method:</w:t>
-      </w:r>
-      <w:r>
-        <w:rPr>
-          <w:rFonts w:ascii="Arial" w:hAnsi="Arial" w:cs="Arial"/>
-          <w:sz w:val="24"/>
-          <w:szCs w:val="24"/>
-        </w:rPr>
-        <w:t xml:space="preserve"> the object before the dot (</w:t>
-      </w:r>
-      <w:proofErr w:type="spellStart"/>
-      <w:proofErr w:type="gramStart"/>
-      <w:r>
-        <w:rPr>
-          <w:rFonts w:ascii="Arial" w:hAnsi="Arial" w:cs="Arial"/>
-          <w:sz w:val="24"/>
-          <w:szCs w:val="24"/>
-        </w:rPr>
-        <w:t>obj.method</w:t>
-      </w:r>
-      <w:proofErr w:type="spellEnd"/>
-      <w:r>
-        <w:rPr>
-          <w:rFonts w:ascii="Arial" w:hAnsi="Arial" w:cs="Arial"/>
-          <w:sz w:val="24"/>
-          <w:szCs w:val="24"/>
-        </w:rPr>
-        <w:t>(</w:t>
-      </w:r>
-      <w:proofErr w:type="gramEnd"/>
-      <w:r>
-        <w:rPr>
-          <w:rFonts w:ascii="Arial" w:hAnsi="Arial" w:cs="Arial"/>
-          <w:sz w:val="24"/>
-          <w:szCs w:val="24"/>
-        </w:rPr>
-        <w:t xml:space="preserve">) gives </w:t>
-      </w:r>
-      <w:proofErr w:type="spellStart"/>
-      <w:r>
-        <w:rPr>
-          <w:rFonts w:ascii="Arial" w:hAnsi="Arial" w:cs="Arial"/>
-          <w:sz w:val="24"/>
-          <w:szCs w:val="24"/>
-        </w:rPr>
-        <w:t>obj</w:t>
-      </w:r>
-      <w:proofErr w:type="spellEnd"/>
-      <w:r>
-        <w:rPr>
-          <w:rFonts w:ascii="Arial" w:hAnsi="Arial" w:cs="Arial"/>
-          <w:sz w:val="24"/>
-          <w:szCs w:val="24"/>
-        </w:rPr>
-        <w:t>).</w:t>
-      </w:r>
-    </w:p>
-    <w:p>
-      <w:pPr>
-        <w:pStyle w:val="NoSpacing"/>
-        <w:ind w:left="360" w:hanging="360"/>
-        <w:jc w:val="both"/>
-        <w:rPr>
-          <w:rFonts w:ascii="Arial" w:hAnsi="Arial" w:cs="Arial"/>
-          <w:sz w:val="24"/>
-          <w:szCs w:val="24"/>
-        </w:rPr>
-      </w:pPr>
-      <w:r>
-        <w:rPr>
-          <w:rFonts w:ascii="Arial" w:hAnsi="Arial" w:cs="Arial"/>
-          <w:sz w:val="24"/>
-          <w:szCs w:val="24"/>
-        </w:rPr>
-        <w:tab/>
-      </w:r>
-      <w:r>
-        <w:rPr>
-          <w:rFonts w:ascii="Arial" w:hAnsi="Arial" w:cs="Arial"/>
-          <w:b/>
-          <w:sz w:val="24"/>
-          <w:szCs w:val="24"/>
-        </w:rPr>
-        <w:t>- Constructor / class (new):</w:t>
-      </w:r>
-      <w:r>
-        <w:rPr>
-          <w:rFonts w:ascii="Arial" w:hAnsi="Arial" w:cs="Arial"/>
-          <w:sz w:val="24"/>
-          <w:szCs w:val="24"/>
-        </w:rPr>
-        <w:t xml:space="preserve"> the newly created object.</w:t>
-      </w:r>
-    </w:p>
-    <w:p>
-      <w:pPr>
-        <w:pStyle w:val="NoSpacing"/>
-        <w:ind w:left="360" w:hanging="360"/>
-        <w:jc w:val="both"/>
-        <w:rPr>
-          <w:rFonts w:ascii="Arial" w:hAnsi="Arial" w:cs="Arial"/>
-          <w:sz w:val="24"/>
-          <w:szCs w:val="24"/>
-        </w:rPr>
-      </w:pPr>
-      <w:r>
-        <w:rPr>
-          <w:rFonts w:ascii="Arial" w:hAnsi="Arial" w:cs="Arial"/>
-          <w:sz w:val="24"/>
-          <w:szCs w:val="24"/>
-        </w:rPr>
-        <w:tab/>
-      </w:r>
-      <w:r>
-        <w:rPr>
-          <w:rFonts w:ascii="Arial" w:hAnsi="Arial" w:cs="Arial"/>
-          <w:b/>
-          <w:sz w:val="24"/>
-          <w:szCs w:val="24"/>
-        </w:rPr>
-        <w:t>- call / apply / bind:</w:t>
-      </w:r>
-      <w:r>
-        <w:rPr>
-          <w:rFonts w:ascii="Arial" w:hAnsi="Arial" w:cs="Arial"/>
-          <w:sz w:val="24"/>
-          <w:szCs w:val="24"/>
-        </w:rPr>
-        <w:t xml:space="preserve"> whatever object you specify.</w:t>
-      </w:r>
-    </w:p>
-    <w:p>
-      <w:pPr>
-        <w:pStyle w:val="NoSpacing"/>
-        <w:ind w:left="360" w:hanging="360"/>
-        <w:jc w:val="both"/>
-        <w:rPr>
-          <w:rFonts w:ascii="Arial" w:hAnsi="Arial" w:cs="Arial"/>
-          <w:sz w:val="24"/>
-          <w:szCs w:val="24"/>
-        </w:rPr>
-      </w:pPr>
-      <w:r>
-        <w:rPr>
-          <w:rFonts w:ascii="Arial" w:hAnsi="Arial" w:cs="Arial"/>
-          <w:sz w:val="24"/>
-          <w:szCs w:val="24"/>
-        </w:rPr>
-        <w:tab/>
-      </w:r>
-      <w:r>
-        <w:rPr>
-          <w:rFonts w:ascii="Arial" w:hAnsi="Arial" w:cs="Arial"/>
-          <w:b/>
-          <w:sz w:val="24"/>
-          <w:szCs w:val="24"/>
-        </w:rPr>
-        <w:t>- Arrow functions:</w:t>
-      </w:r>
-      <w:r>
-        <w:rPr>
-          <w:rFonts w:ascii="Arial" w:hAnsi="Arial" w:cs="Arial"/>
-          <w:sz w:val="24"/>
-          <w:szCs w:val="24"/>
-        </w:rPr>
-        <w:t xml:space="preserve"> have no own this; they inherit it from the surrounding scope.</w:t>
-      </w:r>
-    </w:p>
-    <w:p>
-      <w:pPr>
-        <w:pStyle w:val="NoSpacing"/>
-        <w:ind w:left="360" w:hanging="360"/>
-        <w:jc w:val="both"/>
-        <w:rPr>
-          <w:rFonts w:ascii="Arial" w:hAnsi="Arial" w:cs="Arial"/>
-          <w:sz w:val="24"/>
-          <w:szCs w:val="24"/>
-        </w:rPr>
-      </w:pPr>
-      <w:r>
-        <w:rPr>
-          <w:rFonts w:ascii="Arial" w:hAnsi="Arial" w:cs="Arial"/>
-          <w:sz w:val="24"/>
-          <w:szCs w:val="24"/>
-        </w:rPr>
-        <w:tab/>
-      </w:r>
-      <w:r>
-        <w:rPr>
-          <w:rFonts w:ascii="Arial" w:hAnsi="Arial" w:cs="Arial"/>
-          <w:b/>
-          <w:sz w:val="24"/>
-          <w:szCs w:val="24"/>
-        </w:rPr>
-        <w:t>- Event handler:</w:t>
-      </w:r>
-      <w:r>
-        <w:rPr>
-          <w:rFonts w:ascii="Arial" w:hAnsi="Arial" w:cs="Arial"/>
-          <w:sz w:val="24"/>
-          <w:szCs w:val="24"/>
-        </w:rPr>
-        <w:t xml:space="preserve"> the element that received the event (regular functions). </w:t>
-      </w:r>
-    </w:p>
-    <w:p>
-      <w:pPr>
-        <w:pStyle w:val="NoSpacing"/>
-        <w:ind w:left="360" w:hanging="360"/>
-        <w:jc w:val="both"/>
-        <w:rPr>
-          <w:rFonts w:ascii="Arial" w:hAnsi="Arial" w:cs="Arial"/>
-          <w:sz w:val="24"/>
-          <w:szCs w:val="24"/>
-        </w:rPr>
-      </w:pPr>
-      <w:r>
-        <w:rPr>
-          <w:rFonts w:ascii="Arial" w:hAnsi="Arial" w:cs="Arial"/>
-          <w:sz w:val="24"/>
-          <w:szCs w:val="24"/>
-        </w:rPr>
-        <w:tab/>
-      </w:r>
-    </w:p>
-    <w:p>
-      <w:pPr>
-        <w:spacing w:after="0" w:line="240" w:lineRule="auto"/>
-        <w:ind w:left="360" w:hanging="360"/>
-      </w:pPr>
-    </w:p>
-    <w:p>
-      <w:pPr>
-        <w:spacing w:after="0" w:line="240" w:lineRule="auto"/>
-        <w:ind w:left="360" w:hanging="360"/>
-      </w:pPr>
     </w:p>
     <w:sectPr>
       <w:pgSz w:w="11909" w:h="16834" w:code="9"/>

--- a/Javascript interviev question.docx
+++ b/Javascript interviev question.docx
@@ -975,6 +975,11 @@
         <w:pStyle w:val="NoSpacing"/>
         <w:ind w:left="360" w:hanging="360"/>
         <w:jc w:val="both"/>
+        <w:rPr>
+          <w:rFonts w:ascii="Arial" w:hAnsi="Arial" w:cs="Arial"/>
+          <w:sz w:val="24"/>
+          <w:szCs w:val="24"/>
+        </w:rPr>
       </w:pPr>
       <w:r>
         <w:rPr>
@@ -993,6 +998,504 @@
         </w:rPr>
         <w:t>bubbling (target to top).</w:t>
       </w:r>
+    </w:p>
+    <w:p>
+      <w:pPr>
+        <w:pStyle w:val="NoSpacing"/>
+        <w:ind w:left="360" w:hanging="360"/>
+        <w:rPr>
+          <w:rFonts w:ascii="Arial" w:hAnsi="Arial" w:cs="Arial"/>
+          <w:b/>
+          <w:color w:val="E36C0A" w:themeColor="accent6" w:themeShade="BF"/>
+          <w:sz w:val="24"/>
+          <w:szCs w:val="24"/>
+        </w:rPr>
+      </w:pPr>
+    </w:p>
+    <w:p>
+      <w:pPr>
+        <w:rPr>
+          <w:rFonts w:ascii="Arial" w:hAnsi="Arial" w:cs="Arial"/>
+          <w:b/>
+          <w:color w:val="E36C0A" w:themeColor="accent6" w:themeShade="BF"/>
+          <w:sz w:val="24"/>
+          <w:szCs w:val="24"/>
+        </w:rPr>
+      </w:pPr>
+      <w:r>
+        <w:rPr>
+          <w:rFonts w:ascii="Arial" w:hAnsi="Arial" w:cs="Arial"/>
+          <w:b/>
+          <w:color w:val="E36C0A" w:themeColor="accent6" w:themeShade="BF"/>
+          <w:sz w:val="24"/>
+          <w:szCs w:val="24"/>
+        </w:rPr>
+        <w:br w:type="page"/>
+      </w:r>
+    </w:p>
+    <w:p>
+      <w:pPr>
+        <w:pStyle w:val="NoSpacing"/>
+        <w:ind w:left="360" w:hanging="360"/>
+        <w:rPr>
+          <w:rFonts w:ascii="Arial" w:hAnsi="Arial" w:cs="Arial"/>
+          <w:b/>
+          <w:color w:val="E36C0A" w:themeColor="accent6" w:themeShade="BF"/>
+          <w:sz w:val="24"/>
+          <w:szCs w:val="24"/>
+        </w:rPr>
+      </w:pPr>
+      <w:r>
+        <w:rPr>
+          <w:rFonts w:ascii="Arial" w:hAnsi="Arial" w:cs="Arial"/>
+          <w:b/>
+          <w:color w:val="E36C0A" w:themeColor="accent6" w:themeShade="BF"/>
+          <w:sz w:val="24"/>
+          <w:szCs w:val="24"/>
+        </w:rPr>
+        <w:lastRenderedPageBreak/>
+        <w:t xml:space="preserve">11. What is an Event Loop? </w:t>
+      </w:r>
+    </w:p>
+    <w:p>
+      <w:pPr>
+        <w:pStyle w:val="NoSpacing"/>
+        <w:ind w:left="360" w:hanging="360"/>
+        <w:jc w:val="both"/>
+        <w:rPr>
+          <w:rFonts w:ascii="Arial" w:hAnsi="Arial" w:cs="Arial"/>
+          <w:sz w:val="24"/>
+          <w:szCs w:val="24"/>
+        </w:rPr>
+      </w:pPr>
+      <w:r>
+        <w:tab/>
+      </w:r>
+      <w:r>
+        <w:rPr>
+          <w:rFonts w:ascii="Arial" w:hAnsi="Arial" w:cs="Arial"/>
+          <w:sz w:val="24"/>
+          <w:szCs w:val="24"/>
+        </w:rPr>
+        <w:t xml:space="preserve">JavaScript is single-threaded, yet it handles </w:t>
+      </w:r>
+      <w:proofErr w:type="spellStart"/>
+      <w:r>
+        <w:rPr>
+          <w:rFonts w:ascii="Arial" w:hAnsi="Arial" w:cs="Arial"/>
+          <w:sz w:val="24"/>
+          <w:szCs w:val="24"/>
+        </w:rPr>
+        <w:t>async</w:t>
+      </w:r>
+      <w:proofErr w:type="spellEnd"/>
+      <w:r>
+        <w:rPr>
+          <w:rFonts w:ascii="Arial" w:hAnsi="Arial" w:cs="Arial"/>
+          <w:sz w:val="24"/>
+          <w:szCs w:val="24"/>
+        </w:rPr>
+        <w:t xml:space="preserve"> tasks thanks to the event loop. It continuously checks whether the call stack is empty and, if so, moves the next queued callback onto the stack.</w:t>
+      </w:r>
+    </w:p>
+    <w:p>
+      <w:pPr>
+        <w:pStyle w:val="NoSpacing"/>
+        <w:ind w:left="360" w:hanging="360"/>
+        <w:jc w:val="both"/>
+        <w:rPr>
+          <w:rFonts w:ascii="Arial" w:hAnsi="Arial" w:cs="Arial"/>
+          <w:sz w:val="24"/>
+          <w:szCs w:val="24"/>
+        </w:rPr>
+      </w:pPr>
+      <w:r>
+        <w:rPr>
+          <w:rFonts w:ascii="Arial" w:hAnsi="Arial" w:cs="Arial"/>
+          <w:sz w:val="24"/>
+          <w:szCs w:val="24"/>
+        </w:rPr>
+        <w:tab/>
+      </w:r>
+      <w:r>
+        <w:rPr>
+          <w:rFonts w:ascii="Arial" w:hAnsi="Arial" w:cs="Arial"/>
+          <w:sz w:val="24"/>
+          <w:szCs w:val="24"/>
+        </w:rPr>
+        <w:t>- Call stack: where synchronous code runs.</w:t>
+      </w:r>
+    </w:p>
+    <w:p>
+      <w:pPr>
+        <w:pStyle w:val="NoSpacing"/>
+        <w:ind w:left="360" w:hanging="360"/>
+        <w:jc w:val="both"/>
+        <w:rPr>
+          <w:rFonts w:ascii="Arial" w:hAnsi="Arial" w:cs="Arial"/>
+          <w:sz w:val="24"/>
+          <w:szCs w:val="24"/>
+        </w:rPr>
+      </w:pPr>
+      <w:r>
+        <w:rPr>
+          <w:rFonts w:ascii="Arial" w:hAnsi="Arial" w:cs="Arial"/>
+          <w:sz w:val="24"/>
+          <w:szCs w:val="24"/>
+        </w:rPr>
+        <w:tab/>
+      </w:r>
+      <w:r>
+        <w:rPr>
+          <w:rFonts w:ascii="Arial" w:hAnsi="Arial" w:cs="Arial"/>
+          <w:sz w:val="24"/>
+          <w:szCs w:val="24"/>
+        </w:rPr>
+        <w:t>- Web APIs: timers, fetch, DOM events are handled by the browser.</w:t>
+      </w:r>
+    </w:p>
+    <w:p>
+      <w:pPr>
+        <w:pStyle w:val="NoSpacing"/>
+        <w:ind w:left="360" w:hanging="360"/>
+        <w:jc w:val="both"/>
+        <w:rPr>
+          <w:rFonts w:ascii="Arial" w:hAnsi="Arial" w:cs="Arial"/>
+          <w:sz w:val="24"/>
+          <w:szCs w:val="24"/>
+        </w:rPr>
+      </w:pPr>
+      <w:r>
+        <w:rPr>
+          <w:rFonts w:ascii="Arial" w:hAnsi="Arial" w:cs="Arial"/>
+          <w:sz w:val="24"/>
+          <w:szCs w:val="24"/>
+        </w:rPr>
+        <w:tab/>
+      </w:r>
+      <w:r>
+        <w:rPr>
+          <w:rFonts w:ascii="Arial" w:hAnsi="Arial" w:cs="Arial"/>
+          <w:sz w:val="24"/>
+          <w:szCs w:val="24"/>
+        </w:rPr>
+        <w:t xml:space="preserve">- </w:t>
+      </w:r>
+      <w:proofErr w:type="spellStart"/>
+      <w:r>
+        <w:rPr>
+          <w:rFonts w:ascii="Arial" w:hAnsi="Arial" w:cs="Arial"/>
+          <w:sz w:val="24"/>
+          <w:szCs w:val="24"/>
+        </w:rPr>
+        <w:t>Microtask</w:t>
+      </w:r>
+      <w:proofErr w:type="spellEnd"/>
+      <w:r>
+        <w:rPr>
+          <w:rFonts w:ascii="Arial" w:hAnsi="Arial" w:cs="Arial"/>
+          <w:sz w:val="24"/>
+          <w:szCs w:val="24"/>
+        </w:rPr>
+        <w:t xml:space="preserve"> queue: promise callbacks (.then, </w:t>
+      </w:r>
+      <w:proofErr w:type="spellStart"/>
+      <w:r>
+        <w:rPr>
+          <w:rFonts w:ascii="Arial" w:hAnsi="Arial" w:cs="Arial"/>
+          <w:sz w:val="24"/>
+          <w:szCs w:val="24"/>
+        </w:rPr>
+        <w:t>async</w:t>
+      </w:r>
+      <w:proofErr w:type="spellEnd"/>
+      <w:r>
+        <w:rPr>
+          <w:rFonts w:ascii="Arial" w:hAnsi="Arial" w:cs="Arial"/>
+          <w:sz w:val="24"/>
+          <w:szCs w:val="24"/>
+        </w:rPr>
+        <w:t>/</w:t>
+      </w:r>
+      <w:proofErr w:type="gramStart"/>
+      <w:r>
+        <w:rPr>
+          <w:rFonts w:ascii="Arial" w:hAnsi="Arial" w:cs="Arial"/>
+          <w:sz w:val="24"/>
+          <w:szCs w:val="24"/>
+        </w:rPr>
+        <w:t>await</w:t>
+      </w:r>
+      <w:proofErr w:type="gramEnd"/>
+      <w:r>
+        <w:rPr>
+          <w:rFonts w:ascii="Arial" w:hAnsi="Arial" w:cs="Arial"/>
+          <w:sz w:val="24"/>
+          <w:szCs w:val="24"/>
+        </w:rPr>
+        <w:t xml:space="preserve">), </w:t>
+      </w:r>
+      <w:proofErr w:type="spellStart"/>
+      <w:r>
+        <w:rPr>
+          <w:rFonts w:ascii="Arial" w:hAnsi="Arial" w:cs="Arial"/>
+          <w:sz w:val="24"/>
+          <w:szCs w:val="24"/>
+        </w:rPr>
+        <w:t>queueMicrotask</w:t>
+      </w:r>
+      <w:proofErr w:type="spellEnd"/>
+      <w:r>
+        <w:rPr>
+          <w:rFonts w:ascii="Arial" w:hAnsi="Arial" w:cs="Arial"/>
+          <w:sz w:val="24"/>
+          <w:szCs w:val="24"/>
+        </w:rPr>
+        <w:t xml:space="preserve">. </w:t>
+      </w:r>
+      <w:proofErr w:type="gramStart"/>
+      <w:r>
+        <w:rPr>
+          <w:rFonts w:ascii="Arial" w:hAnsi="Arial" w:cs="Arial"/>
+          <w:sz w:val="24"/>
+          <w:szCs w:val="24"/>
+        </w:rPr>
+        <w:t>Higher priority.</w:t>
+      </w:r>
+      <w:proofErr w:type="gramEnd"/>
+    </w:p>
+    <w:p>
+      <w:pPr>
+        <w:pStyle w:val="NoSpacing"/>
+        <w:ind w:left="360" w:hanging="360"/>
+        <w:jc w:val="both"/>
+        <w:rPr>
+          <w:rFonts w:ascii="Arial" w:hAnsi="Arial" w:cs="Arial"/>
+          <w:sz w:val="24"/>
+          <w:szCs w:val="24"/>
+        </w:rPr>
+      </w:pPr>
+      <w:r>
+        <w:rPr>
+          <w:rFonts w:ascii="Arial" w:hAnsi="Arial" w:cs="Arial"/>
+          <w:sz w:val="24"/>
+          <w:szCs w:val="24"/>
+        </w:rPr>
+        <w:tab/>
+      </w:r>
+      <w:r>
+        <w:rPr>
+          <w:rFonts w:ascii="Arial" w:hAnsi="Arial" w:cs="Arial"/>
+          <w:sz w:val="24"/>
+          <w:szCs w:val="24"/>
+        </w:rPr>
+        <w:t xml:space="preserve">- </w:t>
+      </w:r>
+      <w:proofErr w:type="spellStart"/>
+      <w:r>
+        <w:rPr>
+          <w:rFonts w:ascii="Arial" w:hAnsi="Arial" w:cs="Arial"/>
+          <w:sz w:val="24"/>
+          <w:szCs w:val="24"/>
+        </w:rPr>
+        <w:t>Macrotask</w:t>
+      </w:r>
+      <w:proofErr w:type="spellEnd"/>
+      <w:r>
+        <w:rPr>
+          <w:rFonts w:ascii="Arial" w:hAnsi="Arial" w:cs="Arial"/>
+          <w:sz w:val="24"/>
+          <w:szCs w:val="24"/>
+        </w:rPr>
+        <w:t xml:space="preserve"> (task) queue: </w:t>
+      </w:r>
+      <w:proofErr w:type="spellStart"/>
+      <w:r>
+        <w:rPr>
+          <w:rFonts w:ascii="Arial" w:hAnsi="Arial" w:cs="Arial"/>
+          <w:sz w:val="24"/>
+          <w:szCs w:val="24"/>
+        </w:rPr>
+        <w:t>setTimeout</w:t>
+      </w:r>
+      <w:proofErr w:type="spellEnd"/>
+      <w:r>
+        <w:rPr>
+          <w:rFonts w:ascii="Arial" w:hAnsi="Arial" w:cs="Arial"/>
+          <w:sz w:val="24"/>
+          <w:szCs w:val="24"/>
+        </w:rPr>
+        <w:t xml:space="preserve">, </w:t>
+      </w:r>
+      <w:proofErr w:type="spellStart"/>
+      <w:r>
+        <w:rPr>
+          <w:rFonts w:ascii="Arial" w:hAnsi="Arial" w:cs="Arial"/>
+          <w:sz w:val="24"/>
+          <w:szCs w:val="24"/>
+        </w:rPr>
+        <w:t>setInterval</w:t>
+      </w:r>
+      <w:proofErr w:type="spellEnd"/>
+      <w:r>
+        <w:rPr>
+          <w:rFonts w:ascii="Arial" w:hAnsi="Arial" w:cs="Arial"/>
+          <w:sz w:val="24"/>
+          <w:szCs w:val="24"/>
+        </w:rPr>
+        <w:t>, I/O, UI events.</w:t>
+      </w:r>
+    </w:p>
+    <w:p>
+      <w:pPr>
+        <w:pStyle w:val="NoSpacing"/>
+        <w:ind w:left="360" w:hanging="360"/>
+        <w:jc w:val="both"/>
+        <w:rPr>
+          <w:rFonts w:ascii="Arial" w:hAnsi="Arial" w:cs="Arial"/>
+          <w:sz w:val="24"/>
+          <w:szCs w:val="24"/>
+        </w:rPr>
+      </w:pPr>
+      <w:r>
+        <w:rPr>
+          <w:rFonts w:ascii="Arial" w:hAnsi="Arial" w:cs="Arial"/>
+          <w:sz w:val="24"/>
+          <w:szCs w:val="24"/>
+        </w:rPr>
+        <w:tab/>
+      </w:r>
+      <w:r>
+        <w:rPr>
+          <w:rFonts w:ascii="Arial" w:hAnsi="Arial" w:cs="Arial"/>
+          <w:sz w:val="24"/>
+          <w:szCs w:val="24"/>
+        </w:rPr>
+        <w:t xml:space="preserve">- Order: </w:t>
+      </w:r>
+      <w:proofErr w:type="gramStart"/>
+      <w:r>
+        <w:rPr>
+          <w:rFonts w:ascii="Arial" w:hAnsi="Arial" w:cs="Arial"/>
+          <w:sz w:val="24"/>
+          <w:szCs w:val="24"/>
+        </w:rPr>
+        <w:t xml:space="preserve">run stack, then all </w:t>
+      </w:r>
+      <w:proofErr w:type="spellStart"/>
+      <w:r>
+        <w:rPr>
+          <w:rFonts w:ascii="Arial" w:hAnsi="Arial" w:cs="Arial"/>
+          <w:sz w:val="24"/>
+          <w:szCs w:val="24"/>
+        </w:rPr>
+        <w:t>microtasks</w:t>
+      </w:r>
+      <w:proofErr w:type="spellEnd"/>
+      <w:r>
+        <w:rPr>
+          <w:rFonts w:ascii="Arial" w:hAnsi="Arial" w:cs="Arial"/>
+          <w:sz w:val="24"/>
+          <w:szCs w:val="24"/>
+        </w:rPr>
+        <w:t xml:space="preserve">, then one </w:t>
+      </w:r>
+      <w:proofErr w:type="spellStart"/>
+      <w:r>
+        <w:rPr>
+          <w:rFonts w:ascii="Arial" w:hAnsi="Arial" w:cs="Arial"/>
+          <w:sz w:val="24"/>
+          <w:szCs w:val="24"/>
+        </w:rPr>
+        <w:t>macrotask</w:t>
+      </w:r>
+      <w:proofErr w:type="spellEnd"/>
+      <w:r>
+        <w:rPr>
+          <w:rFonts w:ascii="Arial" w:hAnsi="Arial" w:cs="Arial"/>
+          <w:sz w:val="24"/>
+          <w:szCs w:val="24"/>
+        </w:rPr>
+        <w:t>, repeat</w:t>
+      </w:r>
+      <w:proofErr w:type="gramEnd"/>
+    </w:p>
+    <w:p>
+      <w:pPr>
+        <w:pStyle w:val="NoSpacing"/>
+        <w:ind w:left="360" w:hanging="360"/>
+        <w:jc w:val="both"/>
+        <w:rPr>
+          <w:rFonts w:ascii="Arial" w:hAnsi="Arial" w:cs="Arial"/>
+          <w:sz w:val="24"/>
+          <w:szCs w:val="24"/>
+        </w:rPr>
+      </w:pPr>
+      <w:r>
+        <w:rPr>
+          <w:noProof/>
+        </w:rPr>
+        <w:drawing>
+          <wp:inline distT="0" distB="0" distL="0" distR="0">
+            <wp:extent cx="6686550" cy="3762577"/>
+            <wp:effectExtent l="0" t="0" r="0" b="9525"/>
+            <wp:docPr id="2" name="Picture 2" descr="What is an Event Loop in JavaScript? Full Guide - FrontendLead"/>
+            <wp:cNvGraphicFramePr>
+              <a:graphicFrameLocks xmlns:a="http://schemas.openxmlformats.org/drawingml/2006/main" noChangeAspect="1"/>
+            </wp:cNvGraphicFramePr>
+            <a:graphic xmlns:a="http://schemas.openxmlformats.org/drawingml/2006/main">
+              <a:graphicData uri="http://schemas.openxmlformats.org/drawingml/2006/picture">
+                <pic:pic xmlns:pic="http://schemas.openxmlformats.org/drawingml/2006/picture">
+                  <pic:nvPicPr>
+                    <pic:cNvPr id="0" name="Picture 1" descr="What is an Event Loop in JavaScript? Full Guide - FrontendLead"/>
+                    <pic:cNvPicPr>
+                      <a:picLocks noChangeAspect="1" noChangeArrowheads="1"/>
+                    </pic:cNvPicPr>
+                  </pic:nvPicPr>
+                  <pic:blipFill>
+                    <a:blip r:embed="rId5" cstate="print">
+                      <a:extLst>
+                        <a:ext uri="{28A0092B-C50C-407E-A947-70E740481C1C}">
+                          <a14:useLocalDpi xmlns:a14="http://schemas.microsoft.com/office/drawing/2010/main" val="0"/>
+                        </a:ext>
+                      </a:extLst>
+                    </a:blip>
+                    <a:srcRect/>
+                    <a:stretch>
+                      <a:fillRect/>
+                    </a:stretch>
+                  </pic:blipFill>
+                  <pic:spPr bwMode="auto">
+                    <a:xfrm>
+                      <a:off x="0" y="0"/>
+                      <a:ext cx="6686550" cy="3762577"/>
+                    </a:xfrm>
+                    <a:prstGeom prst="rect">
+                      <a:avLst/>
+                    </a:prstGeom>
+                    <a:noFill/>
+                    <a:ln>
+                      <a:noFill/>
+                    </a:ln>
+                  </pic:spPr>
+                </pic:pic>
+              </a:graphicData>
+            </a:graphic>
+          </wp:inline>
+        </w:drawing>
+      </w:r>
+    </w:p>
+    <w:p>
+      <w:pPr>
+        <w:pStyle w:val="NoSpacing"/>
+        <w:ind w:left="360" w:hanging="360"/>
+        <w:jc w:val="both"/>
+        <w:rPr>
+          <w:rFonts w:ascii="Arial" w:hAnsi="Arial" w:cs="Arial"/>
+          <w:sz w:val="24"/>
+          <w:szCs w:val="24"/>
+        </w:rPr>
+      </w:pPr>
       <w:bookmarkStart w:id="0" w:name="_GoBack"/>
       <w:bookmarkEnd w:id="0"/>
     </w:p>
@@ -1268,6 +1771,36 @@
       <w:spacing w:after="0" w:line="240" w:lineRule="auto"/>
     </w:pPr>
   </w:style>
+  <w:style w:type="paragraph" w:styleId="BalloonText">
+    <w:name w:val="Balloon Text"/>
+    <w:basedOn w:val="Normal"/>
+    <w:link w:val="BalloonTextChar"/>
+    <w:uiPriority w:val="99"/>
+    <w:semiHidden/>
+    <w:unhideWhenUsed/>
+    <w:rsid w:val="009F5A53"/>
+    <w:pPr>
+      <w:spacing w:after="0" w:line="240" w:lineRule="auto"/>
+    </w:pPr>
+    <w:rPr>
+      <w:rFonts w:ascii="Tahoma" w:hAnsi="Tahoma" w:cs="Tahoma"/>
+      <w:sz w:val="16"/>
+      <w:szCs w:val="16"/>
+    </w:rPr>
+  </w:style>
+  <w:style w:type="character" w:customStyle="1" w:styleId="BalloonTextChar">
+    <w:name w:val="Balloon Text Char"/>
+    <w:basedOn w:val="DefaultParagraphFont"/>
+    <w:link w:val="BalloonText"/>
+    <w:uiPriority w:val="99"/>
+    <w:semiHidden/>
+    <w:rsid w:val="009F5A53"/>
+    <w:rPr>
+      <w:rFonts w:ascii="Tahoma" w:hAnsi="Tahoma" w:cs="Tahoma"/>
+      <w:sz w:val="16"/>
+      <w:szCs w:val="16"/>
+    </w:rPr>
+  </w:style>
 </w:styles>
 </file>
 
@@ -1532,6 +2065,36 @@
     <w:pPr>
       <w:spacing w:after="0" w:line="240" w:lineRule="auto"/>
     </w:pPr>
+  </w:style>
+  <w:style w:type="paragraph" w:styleId="BalloonText">
+    <w:name w:val="Balloon Text"/>
+    <w:basedOn w:val="Normal"/>
+    <w:link w:val="BalloonTextChar"/>
+    <w:uiPriority w:val="99"/>
+    <w:semiHidden/>
+    <w:unhideWhenUsed/>
+    <w:rsid w:val="009F5A53"/>
+    <w:pPr>
+      <w:spacing w:after="0" w:line="240" w:lineRule="auto"/>
+    </w:pPr>
+    <w:rPr>
+      <w:rFonts w:ascii="Tahoma" w:hAnsi="Tahoma" w:cs="Tahoma"/>
+      <w:sz w:val="16"/>
+      <w:szCs w:val="16"/>
+    </w:rPr>
+  </w:style>
+  <w:style w:type="character" w:customStyle="1" w:styleId="BalloonTextChar">
+    <w:name w:val="Balloon Text Char"/>
+    <w:basedOn w:val="DefaultParagraphFont"/>
+    <w:link w:val="BalloonText"/>
+    <w:uiPriority w:val="99"/>
+    <w:semiHidden/>
+    <w:rsid w:val="009F5A53"/>
+    <w:rPr>
+      <w:rFonts w:ascii="Tahoma" w:hAnsi="Tahoma" w:cs="Tahoma"/>
+      <w:sz w:val="16"/>
+      <w:szCs w:val="16"/>
+    </w:rPr>
   </w:style>
 </w:styles>
 </file>

--- a/Javascript interviev question.docx
+++ b/Javascript interviev question.docx
@@ -1003,6 +1003,18 @@
       <w:pPr>
         <w:pStyle w:val="NoSpacing"/>
         <w:ind w:left="360" w:hanging="360"/>
+        <w:jc w:val="both"/>
+        <w:rPr>
+          <w:rFonts w:ascii="Arial" w:hAnsi="Arial" w:cs="Arial"/>
+          <w:sz w:val="24"/>
+          <w:szCs w:val="24"/>
+        </w:rPr>
+      </w:pPr>
+    </w:p>
+    <w:p>
+      <w:pPr>
+        <w:pStyle w:val="NoSpacing"/>
+        <w:ind w:left="360" w:hanging="360"/>
         <w:rPr>
           <w:rFonts w:ascii="Arial" w:hAnsi="Arial" w:cs="Arial"/>
           <w:b/>
@@ -1011,6 +1023,430 @@
           <w:szCs w:val="24"/>
         </w:rPr>
       </w:pPr>
+      <w:r>
+        <w:rPr>
+          <w:rFonts w:ascii="Arial" w:hAnsi="Arial" w:cs="Arial"/>
+          <w:b/>
+          <w:color w:val="E36C0A" w:themeColor="accent6" w:themeShade="BF"/>
+          <w:sz w:val="24"/>
+          <w:szCs w:val="24"/>
+        </w:rPr>
+        <w:t>11. What is an Event Loop?</w:t>
+      </w:r>
+    </w:p>
+    <w:p>
+      <w:pPr>
+        <w:pStyle w:val="NoSpacing"/>
+        <w:ind w:left="360" w:hanging="360"/>
+        <w:rPr>
+          <w:rFonts w:ascii="Arial" w:hAnsi="Arial" w:cs="Arial"/>
+          <w:sz w:val="24"/>
+          <w:szCs w:val="24"/>
+        </w:rPr>
+      </w:pPr>
+      <w:r>
+        <w:rPr>
+          <w:rFonts w:ascii="Arial" w:hAnsi="Arial" w:cs="Arial"/>
+          <w:sz w:val="24"/>
+          <w:szCs w:val="24"/>
+        </w:rPr>
+        <w:tab/>
+      </w:r>
+      <w:r>
+        <w:rPr>
+          <w:rFonts w:ascii="Arial" w:hAnsi="Arial" w:cs="Arial"/>
+          <w:sz w:val="24"/>
+          <w:szCs w:val="24"/>
+        </w:rPr>
+        <w:t xml:space="preserve">JavaScript is single-threaded, yet it handles </w:t>
+      </w:r>
+      <w:proofErr w:type="spellStart"/>
+      <w:r>
+        <w:rPr>
+          <w:rFonts w:ascii="Arial" w:hAnsi="Arial" w:cs="Arial"/>
+          <w:sz w:val="24"/>
+          <w:szCs w:val="24"/>
+        </w:rPr>
+        <w:t>async</w:t>
+      </w:r>
+      <w:proofErr w:type="spellEnd"/>
+      <w:r>
+        <w:rPr>
+          <w:rFonts w:ascii="Arial" w:hAnsi="Arial" w:cs="Arial"/>
+          <w:sz w:val="24"/>
+          <w:szCs w:val="24"/>
+        </w:rPr>
+        <w:t xml:space="preserve"> tasks thanks to the event loop. It continuously</w:t>
+      </w:r>
+      <w:r>
+        <w:rPr>
+          <w:rFonts w:ascii="Arial" w:hAnsi="Arial" w:cs="Arial"/>
+          <w:sz w:val="24"/>
+          <w:szCs w:val="24"/>
+        </w:rPr>
+        <w:t xml:space="preserve"> </w:t>
+      </w:r>
+      <w:r>
+        <w:rPr>
+          <w:rFonts w:ascii="Arial" w:hAnsi="Arial" w:cs="Arial"/>
+          <w:sz w:val="24"/>
+          <w:szCs w:val="24"/>
+        </w:rPr>
+        <w:t>checks whether the call stack is empty and, if so, moves the next queued callback onto the stack.</w:t>
+      </w:r>
+    </w:p>
+    <w:p>
+      <w:pPr>
+        <w:pStyle w:val="NoSpacing"/>
+        <w:ind w:left="360" w:hanging="360"/>
+        <w:rPr>
+          <w:rFonts w:ascii="Arial" w:hAnsi="Arial" w:cs="Arial"/>
+          <w:sz w:val="24"/>
+          <w:szCs w:val="24"/>
+        </w:rPr>
+      </w:pPr>
+      <w:r>
+        <w:rPr>
+          <w:rFonts w:ascii="Arial" w:hAnsi="Arial" w:cs="Arial"/>
+          <w:sz w:val="24"/>
+          <w:szCs w:val="24"/>
+        </w:rPr>
+        <w:tab/>
+      </w:r>
+      <w:r>
+        <w:rPr>
+          <w:rFonts w:ascii="Arial" w:hAnsi="Arial" w:cs="Arial"/>
+          <w:sz w:val="24"/>
+          <w:szCs w:val="24"/>
+        </w:rPr>
+        <w:t>- Call stack: where synchronous code runs.</w:t>
+      </w:r>
+    </w:p>
+    <w:p>
+      <w:pPr>
+        <w:pStyle w:val="NoSpacing"/>
+        <w:ind w:left="360" w:hanging="360"/>
+        <w:rPr>
+          <w:rFonts w:ascii="Arial" w:hAnsi="Arial" w:cs="Arial"/>
+          <w:sz w:val="24"/>
+          <w:szCs w:val="24"/>
+        </w:rPr>
+      </w:pPr>
+      <w:r>
+        <w:rPr>
+          <w:rFonts w:ascii="Arial" w:hAnsi="Arial" w:cs="Arial"/>
+          <w:sz w:val="24"/>
+          <w:szCs w:val="24"/>
+        </w:rPr>
+        <w:tab/>
+      </w:r>
+      <w:r>
+        <w:rPr>
+          <w:rFonts w:ascii="Arial" w:hAnsi="Arial" w:cs="Arial"/>
+          <w:sz w:val="24"/>
+          <w:szCs w:val="24"/>
+        </w:rPr>
+        <w:t>- Web APIs: timers, fetch, DOM events are handled by the browser.</w:t>
+      </w:r>
+    </w:p>
+    <w:p>
+      <w:pPr>
+        <w:pStyle w:val="NoSpacing"/>
+        <w:ind w:left="360" w:hanging="360"/>
+        <w:rPr>
+          <w:rFonts w:ascii="Arial" w:hAnsi="Arial" w:cs="Arial"/>
+          <w:sz w:val="24"/>
+          <w:szCs w:val="24"/>
+        </w:rPr>
+      </w:pPr>
+      <w:r>
+        <w:rPr>
+          <w:rFonts w:ascii="Arial" w:hAnsi="Arial" w:cs="Arial"/>
+          <w:sz w:val="24"/>
+          <w:szCs w:val="24"/>
+        </w:rPr>
+        <w:tab/>
+      </w:r>
+      <w:r>
+        <w:rPr>
+          <w:rFonts w:ascii="Arial" w:hAnsi="Arial" w:cs="Arial"/>
+          <w:sz w:val="24"/>
+          <w:szCs w:val="24"/>
+        </w:rPr>
+        <w:t xml:space="preserve">- </w:t>
+      </w:r>
+      <w:proofErr w:type="spellStart"/>
+      <w:r>
+        <w:rPr>
+          <w:rFonts w:ascii="Arial" w:hAnsi="Arial" w:cs="Arial"/>
+          <w:sz w:val="24"/>
+          <w:szCs w:val="24"/>
+        </w:rPr>
+        <w:t>Microtask</w:t>
+      </w:r>
+      <w:proofErr w:type="spellEnd"/>
+      <w:r>
+        <w:rPr>
+          <w:rFonts w:ascii="Arial" w:hAnsi="Arial" w:cs="Arial"/>
+          <w:sz w:val="24"/>
+          <w:szCs w:val="24"/>
+        </w:rPr>
+        <w:t xml:space="preserve"> queue: promise callbacks (.then, </w:t>
+      </w:r>
+      <w:proofErr w:type="spellStart"/>
+      <w:r>
+        <w:rPr>
+          <w:rFonts w:ascii="Arial" w:hAnsi="Arial" w:cs="Arial"/>
+          <w:sz w:val="24"/>
+          <w:szCs w:val="24"/>
+        </w:rPr>
+        <w:t>async</w:t>
+      </w:r>
+      <w:proofErr w:type="spellEnd"/>
+      <w:r>
+        <w:rPr>
+          <w:rFonts w:ascii="Arial" w:hAnsi="Arial" w:cs="Arial"/>
+          <w:sz w:val="24"/>
+          <w:szCs w:val="24"/>
+        </w:rPr>
+        <w:t>/</w:t>
+      </w:r>
+      <w:proofErr w:type="gramStart"/>
+      <w:r>
+        <w:rPr>
+          <w:rFonts w:ascii="Arial" w:hAnsi="Arial" w:cs="Arial"/>
+          <w:sz w:val="24"/>
+          <w:szCs w:val="24"/>
+        </w:rPr>
+        <w:t>await</w:t>
+      </w:r>
+      <w:proofErr w:type="gramEnd"/>
+      <w:r>
+        <w:rPr>
+          <w:rFonts w:ascii="Arial" w:hAnsi="Arial" w:cs="Arial"/>
+          <w:sz w:val="24"/>
+          <w:szCs w:val="24"/>
+        </w:rPr>
+        <w:t xml:space="preserve">), </w:t>
+      </w:r>
+      <w:proofErr w:type="spellStart"/>
+      <w:r>
+        <w:rPr>
+          <w:rFonts w:ascii="Arial" w:hAnsi="Arial" w:cs="Arial"/>
+          <w:sz w:val="24"/>
+          <w:szCs w:val="24"/>
+        </w:rPr>
+        <w:t>queueMicrotask</w:t>
+      </w:r>
+      <w:proofErr w:type="spellEnd"/>
+      <w:r>
+        <w:rPr>
+          <w:rFonts w:ascii="Arial" w:hAnsi="Arial" w:cs="Arial"/>
+          <w:sz w:val="24"/>
+          <w:szCs w:val="24"/>
+        </w:rPr>
+        <w:t xml:space="preserve">. </w:t>
+      </w:r>
+      <w:proofErr w:type="gramStart"/>
+      <w:r>
+        <w:rPr>
+          <w:rFonts w:ascii="Arial" w:hAnsi="Arial" w:cs="Arial"/>
+          <w:sz w:val="24"/>
+          <w:szCs w:val="24"/>
+        </w:rPr>
+        <w:t>Higher priority.</w:t>
+      </w:r>
+      <w:proofErr w:type="gramEnd"/>
+    </w:p>
+    <w:p>
+      <w:pPr>
+        <w:pStyle w:val="NoSpacing"/>
+        <w:ind w:left="360" w:hanging="360"/>
+        <w:rPr>
+          <w:rFonts w:ascii="Arial" w:hAnsi="Arial" w:cs="Arial"/>
+          <w:sz w:val="24"/>
+          <w:szCs w:val="24"/>
+        </w:rPr>
+      </w:pPr>
+      <w:r>
+        <w:rPr>
+          <w:rFonts w:ascii="Arial" w:hAnsi="Arial" w:cs="Arial"/>
+          <w:sz w:val="24"/>
+          <w:szCs w:val="24"/>
+        </w:rPr>
+        <w:tab/>
+      </w:r>
+      <w:r>
+        <w:rPr>
+          <w:rFonts w:ascii="Arial" w:hAnsi="Arial" w:cs="Arial"/>
+          <w:sz w:val="24"/>
+          <w:szCs w:val="24"/>
+        </w:rPr>
+        <w:t xml:space="preserve">- </w:t>
+      </w:r>
+      <w:proofErr w:type="spellStart"/>
+      <w:r>
+        <w:rPr>
+          <w:rFonts w:ascii="Arial" w:hAnsi="Arial" w:cs="Arial"/>
+          <w:sz w:val="24"/>
+          <w:szCs w:val="24"/>
+        </w:rPr>
+        <w:t>Macrotask</w:t>
+      </w:r>
+      <w:proofErr w:type="spellEnd"/>
+      <w:r>
+        <w:rPr>
+          <w:rFonts w:ascii="Arial" w:hAnsi="Arial" w:cs="Arial"/>
+          <w:sz w:val="24"/>
+          <w:szCs w:val="24"/>
+        </w:rPr>
+        <w:t xml:space="preserve"> (task) queue: </w:t>
+      </w:r>
+      <w:proofErr w:type="spellStart"/>
+      <w:r>
+        <w:rPr>
+          <w:rFonts w:ascii="Arial" w:hAnsi="Arial" w:cs="Arial"/>
+          <w:sz w:val="24"/>
+          <w:szCs w:val="24"/>
+        </w:rPr>
+        <w:t>setTimeout</w:t>
+      </w:r>
+      <w:proofErr w:type="spellEnd"/>
+      <w:r>
+        <w:rPr>
+          <w:rFonts w:ascii="Arial" w:hAnsi="Arial" w:cs="Arial"/>
+          <w:sz w:val="24"/>
+          <w:szCs w:val="24"/>
+        </w:rPr>
+        <w:t xml:space="preserve">, </w:t>
+      </w:r>
+      <w:proofErr w:type="spellStart"/>
+      <w:r>
+        <w:rPr>
+          <w:rFonts w:ascii="Arial" w:hAnsi="Arial" w:cs="Arial"/>
+          <w:sz w:val="24"/>
+          <w:szCs w:val="24"/>
+        </w:rPr>
+        <w:t>setInterval</w:t>
+      </w:r>
+      <w:proofErr w:type="spellEnd"/>
+      <w:r>
+        <w:rPr>
+          <w:rFonts w:ascii="Arial" w:hAnsi="Arial" w:cs="Arial"/>
+          <w:sz w:val="24"/>
+          <w:szCs w:val="24"/>
+        </w:rPr>
+        <w:t>, I/O, UI events.</w:t>
+      </w:r>
+    </w:p>
+    <w:p>
+      <w:pPr>
+        <w:pStyle w:val="NoSpacing"/>
+        <w:ind w:left="360" w:hanging="360"/>
+        <w:rPr>
+          <w:rFonts w:ascii="Arial" w:hAnsi="Arial" w:cs="Arial"/>
+          <w:color w:val="E36C0A" w:themeColor="accent6" w:themeShade="BF"/>
+          <w:sz w:val="24"/>
+          <w:szCs w:val="24"/>
+        </w:rPr>
+      </w:pPr>
+      <w:r>
+        <w:rPr>
+          <w:rFonts w:ascii="Arial" w:hAnsi="Arial" w:cs="Arial"/>
+          <w:sz w:val="24"/>
+          <w:szCs w:val="24"/>
+        </w:rPr>
+        <w:tab/>
+      </w:r>
+      <w:r>
+        <w:rPr>
+          <w:rFonts w:ascii="Arial" w:hAnsi="Arial" w:cs="Arial"/>
+          <w:sz w:val="24"/>
+          <w:szCs w:val="24"/>
+        </w:rPr>
+        <w:t xml:space="preserve">- Order: </w:t>
+      </w:r>
+      <w:proofErr w:type="gramStart"/>
+      <w:r>
+        <w:rPr>
+          <w:rFonts w:ascii="Arial" w:hAnsi="Arial" w:cs="Arial"/>
+          <w:sz w:val="24"/>
+          <w:szCs w:val="24"/>
+        </w:rPr>
+        <w:t xml:space="preserve">run stack, then all </w:t>
+      </w:r>
+      <w:proofErr w:type="spellStart"/>
+      <w:r>
+        <w:rPr>
+          <w:rFonts w:ascii="Arial" w:hAnsi="Arial" w:cs="Arial"/>
+          <w:sz w:val="24"/>
+          <w:szCs w:val="24"/>
+        </w:rPr>
+        <w:t>microtasks</w:t>
+      </w:r>
+      <w:proofErr w:type="spellEnd"/>
+      <w:r>
+        <w:rPr>
+          <w:rFonts w:ascii="Arial" w:hAnsi="Arial" w:cs="Arial"/>
+          <w:sz w:val="24"/>
+          <w:szCs w:val="24"/>
+        </w:rPr>
+        <w:t xml:space="preserve">, then one </w:t>
+      </w:r>
+      <w:proofErr w:type="spellStart"/>
+      <w:r>
+        <w:rPr>
+          <w:rFonts w:ascii="Arial" w:hAnsi="Arial" w:cs="Arial"/>
+          <w:sz w:val="24"/>
+          <w:szCs w:val="24"/>
+        </w:rPr>
+        <w:t>macrotask</w:t>
+      </w:r>
+      <w:proofErr w:type="spellEnd"/>
+      <w:r>
+        <w:rPr>
+          <w:rFonts w:ascii="Arial" w:hAnsi="Arial" w:cs="Arial"/>
+          <w:sz w:val="24"/>
+          <w:szCs w:val="24"/>
+        </w:rPr>
+        <w:t>, repeat</w:t>
+      </w:r>
+      <w:proofErr w:type="gramEnd"/>
+      <w:r>
+        <w:rPr>
+          <w:rFonts w:ascii="Arial" w:hAnsi="Arial" w:cs="Arial"/>
+          <w:color w:val="E36C0A" w:themeColor="accent6" w:themeShade="BF"/>
+          <w:sz w:val="24"/>
+          <w:szCs w:val="24"/>
+        </w:rPr>
+        <w:t>.</w:t>
+      </w:r>
+    </w:p>
+    <w:p>
+      <w:pPr>
+        <w:pStyle w:val="NoSpacing"/>
+        <w:ind w:left="360" w:hanging="360"/>
+        <w:rPr>
+          <w:rFonts w:ascii="Arial" w:hAnsi="Arial" w:cs="Arial"/>
+          <w:color w:val="E36C0A" w:themeColor="accent6" w:themeShade="BF"/>
+          <w:sz w:val="24"/>
+          <w:szCs w:val="24"/>
+        </w:rPr>
+      </w:pPr>
+    </w:p>
+    <w:p>
+      <w:pPr>
+        <w:pStyle w:val="NoSpacing"/>
+        <w:ind w:left="360" w:hanging="360"/>
+        <w:rPr>
+          <w:rFonts w:ascii="Arial" w:hAnsi="Arial" w:cs="Arial"/>
+          <w:color w:val="E36C0A" w:themeColor="accent6" w:themeShade="BF"/>
+          <w:sz w:val="24"/>
+          <w:szCs w:val="24"/>
+        </w:rPr>
+      </w:pPr>
+      <w:bookmarkStart w:id="0" w:name="_GoBack"/>
+      <w:bookmarkEnd w:id="0"/>
     </w:p>
     <w:p>
       <w:pPr>
@@ -1496,8 +1932,6 @@
           <w:szCs w:val="24"/>
         </w:rPr>
       </w:pPr>
-      <w:bookmarkStart w:id="0" w:name="_GoBack"/>
-      <w:bookmarkEnd w:id="0"/>
     </w:p>
     <w:sectPr>
       <w:pgSz w:w="11909" w:h="16834" w:code="9"/>
